--- a/KT_Sessions_Technical/00_Deliverables/Assets_API/SHRSS_AEM_Assets_API_Guide_Classic.docx
+++ b/KT_Sessions_Technical/00_Deliverables/Assets_API/SHRSS_AEM_Assets_API_Guide_Classic.docx
@@ -43,22 +43,10 @@
         <w:p>
           <w:pPr>
             <w:pStyle w:val="Heading1"/>
-            <w:rPr>
-              <w:sz w:val="21"/>
-              <w:szCs w:val="21"/>
-            </w:rPr>
-          </w:pPr>
-          <w:r>
-            <w:t>Table of Contents</w:t>
-          </w:r>
-        </w:p>
-        <w:p>
-          <w:pPr>
-            <w:pStyle w:val="TOC1"/>
-            <w:tabs>
-              <w:tab w:val="left" w:pos="480"/>
-              <w:tab w:val="right" w:leader="dot" w:pos="9926"/>
-            </w:tabs>
+            <w:numPr>
+              <w:ilvl w:val="0"/>
+              <w:numId w:val="0"/>
+            </w:numPr>
             <w:rPr>
               <w:rFonts w:asciiTheme="minorHAnsi" w:eastAsiaTheme="minorEastAsia" w:hAnsiTheme="minorHAnsi"/>
               <w:noProof/>
@@ -77,13 +65,120 @@
           <w:r>
             <w:fldChar w:fldCharType="separate"/>
           </w:r>
-          <w:hyperlink w:anchor="_Toc224828026" w:history="1">
+          <w:hyperlink w:anchor="_Toc224855075" w:history="1">
+            <w:r>
+              <w:rPr>
+                <w:rFonts w:cs="Times New Roman (Headings CS)"/>
+                <w:b w:val="0"/>
+                <w:color w:val="auto"/>
+                <w:sz w:val="24"/>
+              </w:rPr>
+              <w:t>1</w:t>
+            </w:r>
+            <w:r>
+              <w:rPr>
+                <w:rFonts w:cs="Times New Roman (Headings CS)"/>
+                <w:b w:val="0"/>
+                <w:color w:val="auto"/>
+                <w:sz w:val="24"/>
+              </w:rPr>
+              <w:tab/>
+              <w:t>Create AEM technical account &amp; service credentials</w:t>
+            </w:r>
+            <w:r>
+              <w:rPr>
+                <w:rFonts w:cs="Times New Roman (Headings CS)"/>
+                <w:b w:val="0"/>
+                <w:webHidden/>
+                <w:color w:val="auto"/>
+                <w:sz w:val="24"/>
+              </w:rPr>
+              <w:tab/>
+            </w:r>
+            <w:r>
+              <w:rPr>
+                <w:rFonts w:cs="Times New Roman (Headings CS)"/>
+                <w:b w:val="0"/>
+                <w:webHidden/>
+                <w:color w:val="auto"/>
+                <w:sz w:val="24"/>
+              </w:rPr>
+              <w:fldChar w:fldCharType="begin"/>
+            </w:r>
+            <w:r>
+              <w:rPr>
+                <w:rFonts w:cs="Times New Roman (Headings CS)"/>
+                <w:b w:val="0"/>
+                <w:webHidden/>
+                <w:color w:val="auto"/>
+                <w:sz w:val="24"/>
+              </w:rPr>
+              <w:instrText xml:space="preserve"> PAGEREF _Toc224855075 \h </w:instrText>
+            </w:r>
+            <w:r>
+              <w:rPr>
+                <w:rFonts w:cs="Times New Roman (Headings CS)"/>
+                <w:b w:val="0"/>
+                <w:webHidden/>
+                <w:color w:val="auto"/>
+                <w:sz w:val="24"/>
+              </w:rPr>
+            </w:r>
+            <w:r>
+              <w:rPr>
+                <w:rFonts w:cs="Times New Roman (Headings CS)"/>
+                <w:b w:val="0"/>
+                <w:webHidden/>
+                <w:color w:val="auto"/>
+                <w:sz w:val="24"/>
+              </w:rPr>
+              <w:fldChar w:fldCharType="separate"/>
+            </w:r>
+            <w:r>
+              <w:rPr>
+                <w:rFonts w:cs="Times New Roman (Headings CS)"/>
+                <w:b w:val="0"/>
+                <w:webHidden/>
+                <w:color w:val="auto"/>
+                <w:sz w:val="24"/>
+              </w:rPr>
+              <w:t>2</w:t>
+            </w:r>
+            <w:r>
+              <w:rPr>
+                <w:rFonts w:cs="Times New Roman (Headings CS)"/>
+                <w:b w:val="0"/>
+                <w:webHidden/>
+                <w:color w:val="auto"/>
+                <w:sz w:val="24"/>
+              </w:rPr>
+              <w:fldChar w:fldCharType="end"/>
+            </w:r>
+          </w:hyperlink>
+        </w:p>
+        <w:p>
+          <w:pPr>
+            <w:pStyle w:val="TOC2"/>
+            <w:tabs>
+              <w:tab w:val="left" w:pos="720"/>
+              <w:tab w:val="right" w:leader="dot" w:pos="9926"/>
+            </w:tabs>
+            <w:rPr>
+              <w:rFonts w:asciiTheme="minorHAnsi" w:eastAsiaTheme="minorEastAsia" w:hAnsiTheme="minorHAnsi"/>
+              <w:noProof/>
+              <w:color w:val="auto"/>
+              <w:kern w:val="2"/>
+              <w:szCs w:val="24"/>
+              <w14:ligatures w14:val="standardContextual"/>
+            </w:rPr>
+          </w:pPr>
+          <w:hyperlink w:anchor="_Toc224855076" w:history="1">
             <w:r>
               <w:rPr>
                 <w:rStyle w:val="Hyperlink"/>
                 <w:noProof/>
               </w:rPr>
-              <w:t>2</w:t>
+              <w:t>1.1</w:t>
             </w:r>
             <w:r>
               <w:rPr>
@@ -101,7 +196,7 @@
                 <w:rStyle w:val="Hyperlink"/>
                 <w:noProof/>
               </w:rPr>
-              <w:t>Create AEM technical account &amp; service credentials</w:t>
+              <w:t>Prerequisites (roles &amp; access)</w:t>
             </w:r>
             <w:r>
               <w:rPr>
@@ -122,7 +217,7 @@
                 <w:noProof/>
                 <w:webHidden/>
               </w:rPr>
-              <w:instrText xml:space="preserve"> PAGEREF _Toc224828026 \h </w:instrText>
+              <w:instrText xml:space="preserve"> PAGEREF _Toc224855076 \h </w:instrText>
             </w:r>
             <w:r>
               <w:rPr>
@@ -169,105 +264,13 @@
               <w14:ligatures w14:val="standardContextual"/>
             </w:rPr>
           </w:pPr>
-          <w:hyperlink w:anchor="_Toc224828027" w:history="1">
+          <w:hyperlink w:anchor="_Toc224855077" w:history="1">
             <w:r>
               <w:rPr>
                 <w:rStyle w:val="Hyperlink"/>
                 <w:noProof/>
               </w:rPr>
-              <w:t>2.1</w:t>
-            </w:r>
-            <w:r>
-              <w:rPr>
-                <w:rFonts w:asciiTheme="minorHAnsi" w:eastAsiaTheme="minorEastAsia" w:hAnsiTheme="minorHAnsi"/>
-                <w:noProof/>
-                <w:color w:val="auto"/>
-                <w:kern w:val="2"/>
-                <w:szCs w:val="24"/>
-                <w14:ligatures w14:val="standardContextual"/>
-              </w:rPr>
-              <w:tab/>
-            </w:r>
-            <w:r>
-              <w:rPr>
-                <w:rStyle w:val="Hyperlink"/>
-                <w:noProof/>
-              </w:rPr>
-              <w:t>Prerequisites (roles &amp; access)</w:t>
-            </w:r>
-            <w:r>
-              <w:rPr>
-                <w:noProof/>
-                <w:webHidden/>
-              </w:rPr>
-              <w:tab/>
-            </w:r>
-            <w:r>
-              <w:rPr>
-                <w:noProof/>
-                <w:webHidden/>
-              </w:rPr>
-              <w:fldChar w:fldCharType="begin"/>
-            </w:r>
-            <w:r>
-              <w:rPr>
-                <w:noProof/>
-                <w:webHidden/>
-              </w:rPr>
-              <w:instrText xml:space="preserve"> PAGEREF _Toc224828027 \h </w:instrText>
-            </w:r>
-            <w:r>
-              <w:rPr>
-                <w:noProof/>
-                <w:webHidden/>
-              </w:rPr>
-            </w:r>
-            <w:r>
-              <w:rPr>
-                <w:noProof/>
-                <w:webHidden/>
-              </w:rPr>
-              <w:fldChar w:fldCharType="separate"/>
-            </w:r>
-            <w:r>
-              <w:rPr>
-                <w:noProof/>
-                <w:webHidden/>
-              </w:rPr>
-              <w:t>2</w:t>
-            </w:r>
-            <w:r>
-              <w:rPr>
-                <w:noProof/>
-                <w:webHidden/>
-              </w:rPr>
-              <w:fldChar w:fldCharType="end"/>
-            </w:r>
-          </w:hyperlink>
-        </w:p>
-        <w:p>
-          <w:pPr>
-            <w:pStyle w:val="TOC2"/>
-            <w:tabs>
-              <w:tab w:val="left" w:pos="960"/>
-              <w:tab w:val="right" w:leader="dot" w:pos="9926"/>
-            </w:tabs>
-            <w:rPr>
-              <w:rFonts w:asciiTheme="minorHAnsi" w:eastAsiaTheme="minorEastAsia" w:hAnsiTheme="minorHAnsi"/>
-              <w:noProof/>
-              <w:color w:val="auto"/>
-              <w:kern w:val="2"/>
-              <w:szCs w:val="24"/>
-              <w14:ligatures w14:val="standardContextual"/>
-            </w:rPr>
-          </w:pPr>
-          <w:hyperlink w:anchor="_Toc224828028" w:history="1">
-            <w:r>
-              <w:rPr>
-                <w:rStyle w:val="Hyperlink"/>
-                <w:noProof/>
-              </w:rPr>
-              <w:t>2.2</w:t>
+              <w:t>1.2</w:t>
             </w:r>
             <w:r>
               <w:rPr>
@@ -306,7 +309,7 @@
                 <w:noProof/>
                 <w:webHidden/>
               </w:rPr>
-              <w:instrText xml:space="preserve"> PAGEREF _Toc224828028 \h </w:instrText>
+              <w:instrText xml:space="preserve"> PAGEREF _Toc224855077 \h </w:instrText>
             </w:r>
             <w:r>
               <w:rPr>
@@ -353,13 +356,13 @@
               <w14:ligatures w14:val="standardContextual"/>
             </w:rPr>
           </w:pPr>
-          <w:hyperlink w:anchor="_Toc224828029" w:history="1">
+          <w:hyperlink w:anchor="_Toc224855078" w:history="1">
             <w:r>
               <w:rPr>
                 <w:rStyle w:val="Hyperlink"/>
                 <w:noProof/>
               </w:rPr>
-              <w:t>2.2.1</w:t>
+              <w:t>1.2.1</w:t>
             </w:r>
             <w:r>
               <w:rPr>
@@ -398,7 +401,7 @@
                 <w:noProof/>
                 <w:webHidden/>
               </w:rPr>
-              <w:instrText xml:space="preserve"> PAGEREF _Toc224828029 \h </w:instrText>
+              <w:instrText xml:space="preserve"> PAGEREF _Toc224855078 \h </w:instrText>
             </w:r>
             <w:r>
               <w:rPr>
@@ -445,13 +448,13 @@
               <w14:ligatures w14:val="standardContextual"/>
             </w:rPr>
           </w:pPr>
-          <w:hyperlink w:anchor="_Toc224828030" w:history="1">
+          <w:hyperlink w:anchor="_Toc224855079" w:history="1">
             <w:r>
               <w:rPr>
                 <w:rStyle w:val="Hyperlink"/>
                 <w:noProof/>
               </w:rPr>
-              <w:t>2.2.2</w:t>
+              <w:t>1.2.2</w:t>
             </w:r>
             <w:r>
               <w:rPr>
@@ -490,7 +493,7 @@
                 <w:noProof/>
                 <w:webHidden/>
               </w:rPr>
-              <w:instrText xml:space="preserve"> PAGEREF _Toc224828030 \h </w:instrText>
+              <w:instrText xml:space="preserve"> PAGEREF _Toc224855079 \h </w:instrText>
             </w:r>
             <w:r>
               <w:rPr>
@@ -537,13 +540,13 @@
               <w14:ligatures w14:val="standardContextual"/>
             </w:rPr>
           </w:pPr>
-          <w:hyperlink w:anchor="_Toc224828031" w:history="1">
+          <w:hyperlink w:anchor="_Toc224855080" w:history="1">
             <w:r>
               <w:rPr>
                 <w:rStyle w:val="Hyperlink"/>
                 <w:noProof/>
               </w:rPr>
-              <w:t>2.2.3</w:t>
+              <w:t>1.2.3</w:t>
             </w:r>
             <w:r>
               <w:rPr>
@@ -582,7 +585,7 @@
                 <w:noProof/>
                 <w:webHidden/>
               </w:rPr>
-              <w:instrText xml:space="preserve"> PAGEREF _Toc224828031 \h </w:instrText>
+              <w:instrText xml:space="preserve"> PAGEREF _Toc224855080 \h </w:instrText>
             </w:r>
             <w:r>
               <w:rPr>
@@ -617,7 +620,7 @@
           <w:pPr>
             <w:pStyle w:val="TOC2"/>
             <w:tabs>
-              <w:tab w:val="left" w:pos="960"/>
+              <w:tab w:val="left" w:pos="720"/>
               <w:tab w:val="right" w:leader="dot" w:pos="9926"/>
             </w:tabs>
             <w:rPr>
@@ -629,13 +632,13 @@
               <w14:ligatures w14:val="standardContextual"/>
             </w:rPr>
           </w:pPr>
-          <w:hyperlink w:anchor="_Toc224828032" w:history="1">
+          <w:hyperlink w:anchor="_Toc224855081" w:history="1">
             <w:r>
               <w:rPr>
                 <w:rStyle w:val="Hyperlink"/>
                 <w:noProof/>
               </w:rPr>
-              <w:t>2.3</w:t>
+              <w:t>1.3</w:t>
             </w:r>
             <w:r>
               <w:rPr>
@@ -674,7 +677,7 @@
                 <w:noProof/>
                 <w:webHidden/>
               </w:rPr>
-              <w:instrText xml:space="preserve"> PAGEREF _Toc224828032 \h </w:instrText>
+              <w:instrText xml:space="preserve"> PAGEREF _Toc224855081 \h </w:instrText>
             </w:r>
             <w:r>
               <w:rPr>
@@ -709,7 +712,7 @@
           <w:pPr>
             <w:pStyle w:val="TOC2"/>
             <w:tabs>
-              <w:tab w:val="left" w:pos="960"/>
+              <w:tab w:val="left" w:pos="720"/>
               <w:tab w:val="right" w:leader="dot" w:pos="9926"/>
             </w:tabs>
             <w:rPr>
@@ -721,13 +724,13 @@
               <w14:ligatures w14:val="standardContextual"/>
             </w:rPr>
           </w:pPr>
-          <w:hyperlink w:anchor="_Toc224828033" w:history="1">
+          <w:hyperlink w:anchor="_Toc224855082" w:history="1">
             <w:r>
               <w:rPr>
                 <w:rStyle w:val="Hyperlink"/>
                 <w:noProof/>
               </w:rPr>
-              <w:t>2.4</w:t>
+              <w:t>1.4</w:t>
             </w:r>
             <w:r>
               <w:rPr>
@@ -766,7 +769,7 @@
                 <w:noProof/>
                 <w:webHidden/>
               </w:rPr>
-              <w:instrText xml:space="preserve"> PAGEREF _Toc224828033 \h </w:instrText>
+              <w:instrText xml:space="preserve"> PAGEREF _Toc224855082 \h </w:instrText>
             </w:r>
             <w:r>
               <w:rPr>
@@ -813,13 +816,14 @@
               <w14:ligatures w14:val="standardContextual"/>
             </w:rPr>
           </w:pPr>
-          <w:hyperlink w:anchor="_Toc224828034" w:history="1">
+          <w:hyperlink w:anchor="_Toc224855083" w:history="1">
             <w:r>
               <w:rPr>
                 <w:rStyle w:val="Hyperlink"/>
                 <w:noProof/>
+                <w:kern w:val="36"/>
               </w:rPr>
-              <w:t>3</w:t>
+              <w:t>2</w:t>
             </w:r>
             <w:r>
               <w:rPr>
@@ -858,7 +862,7 @@
                 <w:noProof/>
                 <w:webHidden/>
               </w:rPr>
-              <w:instrText xml:space="preserve"> PAGEREF _Toc224828034 \h </w:instrText>
+              <w:instrText xml:space="preserve"> PAGEREF _Toc224855083 \h </w:instrText>
             </w:r>
             <w:r>
               <w:rPr>
@@ -905,13 +909,13 @@
               <w14:ligatures w14:val="standardContextual"/>
             </w:rPr>
           </w:pPr>
-          <w:hyperlink w:anchor="_Toc224828035" w:history="1">
+          <w:hyperlink w:anchor="_Toc224855084" w:history="1">
             <w:r>
               <w:rPr>
                 <w:rStyle w:val="Hyperlink"/>
                 <w:noProof/>
               </w:rPr>
-              <w:t>3.1</w:t>
+              <w:t>2.1</w:t>
             </w:r>
             <w:r>
               <w:rPr>
@@ -950,7 +954,7 @@
                 <w:noProof/>
                 <w:webHidden/>
               </w:rPr>
-              <w:instrText xml:space="preserve"> PAGEREF _Toc224828035 \h </w:instrText>
+              <w:instrText xml:space="preserve"> PAGEREF _Toc224855084 \h </w:instrText>
             </w:r>
             <w:r>
               <w:rPr>
@@ -997,13 +1001,13 @@
               <w14:ligatures w14:val="standardContextual"/>
             </w:rPr>
           </w:pPr>
-          <w:hyperlink w:anchor="_Toc224828036" w:history="1">
+          <w:hyperlink w:anchor="_Toc224855085" w:history="1">
             <w:r>
               <w:rPr>
                 <w:rStyle w:val="Hyperlink"/>
                 <w:noProof/>
               </w:rPr>
-              <w:t>3.2</w:t>
+              <w:t>2.2</w:t>
             </w:r>
             <w:r>
               <w:rPr>
@@ -1042,7 +1046,7 @@
                 <w:noProof/>
                 <w:webHidden/>
               </w:rPr>
-              <w:instrText xml:space="preserve"> PAGEREF _Toc224828036 \h </w:instrText>
+              <w:instrText xml:space="preserve"> PAGEREF _Toc224855085 \h </w:instrText>
             </w:r>
             <w:r>
               <w:rPr>
@@ -1089,13 +1093,13 @@
               <w14:ligatures w14:val="standardContextual"/>
             </w:rPr>
           </w:pPr>
-          <w:hyperlink w:anchor="_Toc224828037" w:history="1">
+          <w:hyperlink w:anchor="_Toc224855086" w:history="1">
             <w:r>
               <w:rPr>
                 <w:rStyle w:val="Hyperlink"/>
                 <w:noProof/>
               </w:rPr>
-              <w:t>3.3</w:t>
+              <w:t>2.3</w:t>
             </w:r>
             <w:r>
               <w:rPr>
@@ -1118,7 +1122,7 @@
             <w:r>
               <w:rPr>
                 <w:rStyle w:val="Hyperlink"/>
-                <w:rFonts w:ascii="Consolas" w:eastAsia="Consolas" w:hAnsi="Consolas"/>
+                <w:rFonts w:ascii="Consolas" w:eastAsia="Times New Roman" w:hAnsi="Consolas"/>
                 <w:noProof/>
               </w:rPr>
               <w:t>photography</w:t>
@@ -1149,7 +1153,7 @@
                 <w:noProof/>
                 <w:webHidden/>
               </w:rPr>
-              <w:instrText xml:space="preserve"> PAGEREF _Toc224828037 \h </w:instrText>
+              <w:instrText xml:space="preserve"> PAGEREF _Toc224855086 \h </w:instrText>
             </w:r>
             <w:r>
               <w:rPr>
@@ -1196,13 +1200,13 @@
               <w14:ligatures w14:val="standardContextual"/>
             </w:rPr>
           </w:pPr>
-          <w:hyperlink w:anchor="_Toc224828038" w:history="1">
+          <w:hyperlink w:anchor="_Toc224855087" w:history="1">
             <w:r>
               <w:rPr>
                 <w:rStyle w:val="Hyperlink"/>
                 <w:noProof/>
               </w:rPr>
-              <w:t>3.4</w:t>
+              <w:t>2.4</w:t>
             </w:r>
             <w:r>
               <w:rPr>
@@ -1241,7 +1245,7 @@
                 <w:noProof/>
                 <w:webHidden/>
               </w:rPr>
-              <w:instrText xml:space="preserve"> PAGEREF _Toc224828038 \h </w:instrText>
+              <w:instrText xml:space="preserve"> PAGEREF _Toc224855087 \h </w:instrText>
             </w:r>
             <w:r>
               <w:rPr>
@@ -1288,13 +1292,13 @@
               <w14:ligatures w14:val="standardContextual"/>
             </w:rPr>
           </w:pPr>
-          <w:hyperlink w:anchor="_Toc224828039" w:history="1">
+          <w:hyperlink w:anchor="_Toc224855088" w:history="1">
             <w:r>
               <w:rPr>
                 <w:rStyle w:val="Hyperlink"/>
                 <w:noProof/>
               </w:rPr>
-              <w:t>3.4.1</w:t>
+              <w:t>2.4.1</w:t>
             </w:r>
             <w:r>
               <w:rPr>
@@ -1333,7 +1337,7 @@
                 <w:noProof/>
                 <w:webHidden/>
               </w:rPr>
-              <w:instrText xml:space="preserve"> PAGEREF _Toc224828039 \h </w:instrText>
+              <w:instrText xml:space="preserve"> PAGEREF _Toc224855088 \h </w:instrText>
             </w:r>
             <w:r>
               <w:rPr>
@@ -1380,13 +1384,13 @@
               <w14:ligatures w14:val="standardContextual"/>
             </w:rPr>
           </w:pPr>
-          <w:hyperlink w:anchor="_Toc224828040" w:history="1">
+          <w:hyperlink w:anchor="_Toc224855089" w:history="1">
             <w:r>
               <w:rPr>
                 <w:rStyle w:val="Hyperlink"/>
                 <w:noProof/>
               </w:rPr>
-              <w:t>3.4.2</w:t>
+              <w:t>2.4.2</w:t>
             </w:r>
             <w:r>
               <w:rPr>
@@ -1425,7 +1429,7 @@
                 <w:noProof/>
                 <w:webHidden/>
               </w:rPr>
-              <w:instrText xml:space="preserve"> PAGEREF _Toc224828040 \h </w:instrText>
+              <w:instrText xml:space="preserve"> PAGEREF _Toc224855089 \h </w:instrText>
             </w:r>
             <w:r>
               <w:rPr>
@@ -1472,13 +1476,13 @@
               <w14:ligatures w14:val="standardContextual"/>
             </w:rPr>
           </w:pPr>
-          <w:hyperlink w:anchor="_Toc224828041" w:history="1">
+          <w:hyperlink w:anchor="_Toc224855090" w:history="1">
             <w:r>
               <w:rPr>
                 <w:rStyle w:val="Hyperlink"/>
                 <w:noProof/>
               </w:rPr>
-              <w:t>3.4.3</w:t>
+              <w:t>2.4.3</w:t>
             </w:r>
             <w:r>
               <w:rPr>
@@ -1517,7 +1521,7 @@
                 <w:noProof/>
                 <w:webHidden/>
               </w:rPr>
-              <w:instrText xml:space="preserve"> PAGEREF _Toc224828041 \h </w:instrText>
+              <w:instrText xml:space="preserve"> PAGEREF _Toc224855090 \h </w:instrText>
             </w:r>
             <w:r>
               <w:rPr>
@@ -1564,13 +1568,13 @@
               <w14:ligatures w14:val="standardContextual"/>
             </w:rPr>
           </w:pPr>
-          <w:hyperlink w:anchor="_Toc224828042" w:history="1">
+          <w:hyperlink w:anchor="_Toc224855091" w:history="1">
             <w:r>
               <w:rPr>
                 <w:rStyle w:val="Hyperlink"/>
                 <w:noProof/>
               </w:rPr>
-              <w:t>3.5</w:t>
+              <w:t>2.5</w:t>
             </w:r>
             <w:r>
               <w:rPr>
@@ -1609,7 +1613,7 @@
                 <w:noProof/>
                 <w:webHidden/>
               </w:rPr>
-              <w:instrText xml:space="preserve"> PAGEREF _Toc224828042 \h </w:instrText>
+              <w:instrText xml:space="preserve"> PAGEREF _Toc224855091 \h </w:instrText>
             </w:r>
             <w:r>
               <w:rPr>
@@ -1656,13 +1660,13 @@
               <w14:ligatures w14:val="standardContextual"/>
             </w:rPr>
           </w:pPr>
-          <w:hyperlink w:anchor="_Toc224828043" w:history="1">
+          <w:hyperlink w:anchor="_Toc224855092" w:history="1">
             <w:r>
               <w:rPr>
                 <w:rStyle w:val="Hyperlink"/>
                 <w:noProof/>
               </w:rPr>
-              <w:t>3.6</w:t>
+              <w:t>2.6</w:t>
             </w:r>
             <w:r>
               <w:rPr>
@@ -1701,7 +1705,7 @@
                 <w:noProof/>
                 <w:webHidden/>
               </w:rPr>
-              <w:instrText xml:space="preserve"> PAGEREF _Toc224828043 \h </w:instrText>
+              <w:instrText xml:space="preserve"> PAGEREF _Toc224855092 \h </w:instrText>
             </w:r>
             <w:r>
               <w:rPr>
@@ -1748,13 +1752,13 @@
               <w14:ligatures w14:val="standardContextual"/>
             </w:rPr>
           </w:pPr>
-          <w:hyperlink w:anchor="_Toc224828044" w:history="1">
+          <w:hyperlink w:anchor="_Toc224855093" w:history="1">
             <w:r>
               <w:rPr>
                 <w:rStyle w:val="Hyperlink"/>
                 <w:noProof/>
               </w:rPr>
-              <w:t>3.7</w:t>
+              <w:t>2.7</w:t>
             </w:r>
             <w:r>
               <w:rPr>
@@ -1793,7 +1797,7 @@
                 <w:noProof/>
                 <w:webHidden/>
               </w:rPr>
-              <w:instrText xml:space="preserve"> PAGEREF _Toc224828044 \h </w:instrText>
+              <w:instrText xml:space="preserve"> PAGEREF _Toc224855093 \h </w:instrText>
             </w:r>
             <w:r>
               <w:rPr>
@@ -1840,13 +1844,14 @@
               <w14:ligatures w14:val="standardContextual"/>
             </w:rPr>
           </w:pPr>
-          <w:hyperlink w:anchor="_Toc224828045" w:history="1">
+          <w:hyperlink w:anchor="_Toc224855094" w:history="1">
             <w:r>
               <w:rPr>
                 <w:rStyle w:val="Hyperlink"/>
                 <w:noProof/>
+                <w:kern w:val="36"/>
               </w:rPr>
-              <w:t>4</w:t>
+              <w:t>3</w:t>
             </w:r>
             <w:r>
               <w:rPr>
@@ -1885,7 +1890,7 @@
                 <w:noProof/>
                 <w:webHidden/>
               </w:rPr>
-              <w:instrText xml:space="preserve"> PAGEREF _Toc224828045 \h </w:instrText>
+              <w:instrText xml:space="preserve"> PAGEREF _Toc224855094 \h </w:instrText>
             </w:r>
             <w:r>
               <w:rPr>
@@ -1932,13 +1937,13 @@
               <w14:ligatures w14:val="standardContextual"/>
             </w:rPr>
           </w:pPr>
-          <w:hyperlink w:anchor="_Toc224828046" w:history="1">
+          <w:hyperlink w:anchor="_Toc224855095" w:history="1">
             <w:r>
               <w:rPr>
                 <w:rStyle w:val="Hyperlink"/>
                 <w:noProof/>
               </w:rPr>
-              <w:t>4.1.1</w:t>
+              <w:t>3.1.1</w:t>
             </w:r>
             <w:r>
               <w:rPr>
@@ -1977,7 +1982,7 @@
                 <w:noProof/>
                 <w:webHidden/>
               </w:rPr>
-              <w:instrText xml:space="preserve"> PAGEREF _Toc224828046 \h </w:instrText>
+              <w:instrText xml:space="preserve"> PAGEREF _Toc224855095 \h </w:instrText>
             </w:r>
             <w:r>
               <w:rPr>
@@ -2024,13 +2029,13 @@
               <w14:ligatures w14:val="standardContextual"/>
             </w:rPr>
           </w:pPr>
-          <w:hyperlink w:anchor="_Toc224828047" w:history="1">
+          <w:hyperlink w:anchor="_Toc224855096" w:history="1">
             <w:r>
               <w:rPr>
                 <w:rStyle w:val="Hyperlink"/>
                 <w:noProof/>
               </w:rPr>
-              <w:t>4.1.2</w:t>
+              <w:t>3.1.2</w:t>
             </w:r>
             <w:r>
               <w:rPr>
@@ -2069,7 +2074,7 @@
                 <w:noProof/>
                 <w:webHidden/>
               </w:rPr>
-              <w:instrText xml:space="preserve"> PAGEREF _Toc224828047 \h </w:instrText>
+              <w:instrText xml:space="preserve"> PAGEREF _Toc224855096 \h </w:instrText>
             </w:r>
             <w:r>
               <w:rPr>
@@ -2116,13 +2121,14 @@
               <w14:ligatures w14:val="standardContextual"/>
             </w:rPr>
           </w:pPr>
-          <w:hyperlink w:anchor="_Toc224828048" w:history="1">
+          <w:hyperlink w:anchor="_Toc224855097" w:history="1">
             <w:r>
               <w:rPr>
                 <w:rStyle w:val="Hyperlink"/>
                 <w:noProof/>
+                <w:kern w:val="36"/>
               </w:rPr>
-              <w:t>5</w:t>
+              <w:t>4</w:t>
             </w:r>
             <w:r>
               <w:rPr>
@@ -2161,7 +2167,7 @@
                 <w:noProof/>
                 <w:webHidden/>
               </w:rPr>
-              <w:instrText xml:space="preserve"> PAGEREF _Toc224828048 \h </w:instrText>
+              <w:instrText xml:space="preserve"> PAGEREF _Toc224855097 \h </w:instrText>
             </w:r>
             <w:r>
               <w:rPr>
@@ -2224,7 +2230,8 @@
       <w:pPr>
         <w:pStyle w:val="Heading1"/>
       </w:pPr>
-      <w:bookmarkStart w:id="1" w:name="_Toc224828026"/>
+      <w:bookmarkStart w:id="1" w:name="_Toc224855075"/>
+      <w:bookmarkStart w:id="2" w:name="prerequisites-roles-access"/>
       <w:r>
         <w:lastRenderedPageBreak/>
         <w:t>Create AEM technical account &amp; service credentials</w:t>
@@ -2234,20 +2241,23 @@
     <w:p>
       <w:pPr>
         <w:pStyle w:val="Heading2"/>
-      </w:pPr>
-      <w:bookmarkStart w:id="2" w:name="_Toc224828027"/>
-      <w:bookmarkStart w:id="3" w:name="prerequisites-roles-access"/>
+        <w:rPr>
+          <w:szCs w:val="32"/>
+        </w:rPr>
+      </w:pPr>
+      <w:bookmarkStart w:id="3" w:name="_Toc224855076"/>
       <w:r>
         <w:t>Prerequisites (roles &amp; access)</w:t>
       </w:r>
-      <w:bookmarkEnd w:id="2"/>
+      <w:bookmarkEnd w:id="3"/>
     </w:p>
     <w:p>
       <w:pPr>
         <w:pStyle w:val="FirstParagraph"/>
         <w:rPr>
           <w:rFonts w:ascii="Adobe Clean" w:hAnsi="Adobe Clean"/>
-          <w:szCs w:val="21"/>
+          <w:sz w:val="24"/>
+          <w:szCs w:val="24"/>
         </w:rPr>
       </w:pPr>
       <w:r>
@@ -2255,12 +2265,16 @@
           <w:rFonts w:ascii="Adobe Clean" w:hAnsi="Adobe Clean"/>
           <w:b/>
           <w:bCs/>
+          <w:sz w:val="24"/>
+          <w:szCs w:val="24"/>
         </w:rPr>
         <w:t>Before</w:t>
       </w:r>
       <w:r>
         <w:rPr>
           <w:rFonts w:ascii="Adobe Clean" w:hAnsi="Adobe Clean"/>
+          <w:sz w:val="24"/>
+          <w:szCs w:val="24"/>
         </w:rPr>
         <w:t xml:space="preserve"> starting, confirm the following:</w:t>
       </w:r>
@@ -2274,7 +2288,8 @@
         </w:numPr>
         <w:rPr>
           <w:rFonts w:ascii="Adobe Clean" w:eastAsia="Times New Roman" w:hAnsi="Adobe Clean"/>
-          <w:szCs w:val="21"/>
+          <w:sz w:val="24"/>
+          <w:szCs w:val="24"/>
         </w:rPr>
       </w:pPr>
       <w:r>
@@ -2282,6 +2297,8 @@
           <w:rFonts w:ascii="Adobe Clean" w:eastAsia="Times New Roman" w:hAnsi="Adobe Clean"/>
           <w:b/>
           <w:bCs/>
+          <w:sz w:val="24"/>
+          <w:szCs w:val="24"/>
         </w:rPr>
         <w:t>Adobe IMS Org role</w:t>
       </w:r>
@@ -2295,12 +2312,15 @@
         </w:numPr>
         <w:rPr>
           <w:rFonts w:ascii="Adobe Clean" w:eastAsia="Times New Roman" w:hAnsi="Adobe Clean"/>
-          <w:szCs w:val="21"/>
+          <w:sz w:val="24"/>
+          <w:szCs w:val="24"/>
         </w:rPr>
       </w:pPr>
       <w:r>
         <w:rPr>
           <w:rFonts w:ascii="Adobe Clean" w:eastAsia="Times New Roman" w:hAnsi="Adobe Clean"/>
+          <w:sz w:val="24"/>
+          <w:szCs w:val="24"/>
         </w:rPr>
         <w:t xml:space="preserve">The person doing the setup must be an </w:t>
       </w:r>
@@ -2309,12 +2329,16 @@
           <w:rFonts w:ascii="Adobe Clean" w:eastAsia="Times New Roman" w:hAnsi="Adobe Clean"/>
           <w:b/>
           <w:bCs/>
+          <w:sz w:val="24"/>
+          <w:szCs w:val="24"/>
         </w:rPr>
         <w:t>IMS Org System Administrator</w:t>
       </w:r>
       <w:r>
         <w:rPr>
           <w:rFonts w:ascii="Adobe Clean" w:eastAsia="Times New Roman" w:hAnsi="Adobe Clean"/>
+          <w:sz w:val="24"/>
+          <w:szCs w:val="24"/>
         </w:rPr>
         <w:t xml:space="preserve"> for the SHRSS org.</w:t>
       </w:r>
@@ -2328,7 +2352,8 @@
         </w:numPr>
         <w:rPr>
           <w:rFonts w:ascii="Adobe Clean" w:eastAsia="Times New Roman" w:hAnsi="Adobe Clean"/>
-          <w:szCs w:val="21"/>
+          <w:sz w:val="24"/>
+          <w:szCs w:val="24"/>
         </w:rPr>
       </w:pPr>
       <w:r>
@@ -2336,6 +2361,8 @@
           <w:rFonts w:ascii="Adobe Clean" w:eastAsia="Times New Roman" w:hAnsi="Adobe Clean"/>
           <w:b/>
           <w:bCs/>
+          <w:sz w:val="24"/>
+          <w:szCs w:val="24"/>
         </w:rPr>
         <w:t>AEM product profile</w:t>
       </w:r>
@@ -2349,12 +2376,15 @@
         </w:numPr>
         <w:rPr>
           <w:rFonts w:ascii="Adobe Clean" w:eastAsia="Times New Roman" w:hAnsi="Adobe Clean"/>
-          <w:szCs w:val="21"/>
+          <w:sz w:val="24"/>
+          <w:szCs w:val="24"/>
         </w:rPr>
       </w:pPr>
       <w:r>
         <w:rPr>
           <w:rFonts w:ascii="Adobe Clean" w:eastAsia="Times New Roman" w:hAnsi="Adobe Clean"/>
+          <w:sz w:val="24"/>
+          <w:szCs w:val="24"/>
         </w:rPr>
         <w:t xml:space="preserve">That same user must be a member of an AEM </w:t>
       </w:r>
@@ -2363,18 +2393,24 @@
           <w:rFonts w:ascii="Adobe Clean" w:eastAsia="Times New Roman" w:hAnsi="Adobe Clean"/>
           <w:b/>
           <w:bCs/>
+          <w:sz w:val="24"/>
+          <w:szCs w:val="24"/>
         </w:rPr>
         <w:t>Author</w:t>
       </w:r>
       <w:r>
         <w:rPr>
           <w:rFonts w:ascii="Adobe Clean" w:eastAsia="Times New Roman" w:hAnsi="Adobe Clean"/>
+          <w:sz w:val="24"/>
+          <w:szCs w:val="24"/>
         </w:rPr>
         <w:t xml:space="preserve"> product profile with admin</w:t>
       </w:r>
       <w:r>
         <w:rPr>
           <w:rFonts w:ascii="Adobe Clean" w:eastAsia="Times New Roman" w:hAnsi="Adobe Clean"/>
+          <w:sz w:val="24"/>
+          <w:szCs w:val="24"/>
         </w:rPr>
         <w:noBreakHyphen/>
         <w:t>level access, for example:</w:t>
@@ -2387,10 +2423,18 @@
           <w:ilvl w:val="2"/>
           <w:numId w:val="14"/>
         </w:numPr>
+        <w:rPr>
+          <w:rFonts w:ascii="Adobe Clean" w:hAnsi="Adobe Clean"/>
+          <w:sz w:val="24"/>
+          <w:szCs w:val="24"/>
+        </w:rPr>
       </w:pPr>
       <w:r>
         <w:rPr>
           <w:rStyle w:val="VerbatimChar"/>
+          <w:rFonts w:ascii="Adobe Clean" w:hAnsi="Adobe Clean"/>
+          <w:sz w:val="24"/>
+          <w:szCs w:val="24"/>
         </w:rPr>
         <w:t>AEM Administrators - author - Program &lt;ID&gt; - Environment &lt;ID&gt;</w:t>
       </w:r>
@@ -2404,12 +2448,15 @@
         </w:numPr>
         <w:rPr>
           <w:rFonts w:ascii="Adobe Clean" w:eastAsia="Times New Roman" w:hAnsi="Adobe Clean"/>
-          <w:szCs w:val="21"/>
+          <w:sz w:val="24"/>
+          <w:szCs w:val="24"/>
         </w:rPr>
       </w:pPr>
       <w:r>
         <w:rPr>
           <w:rFonts w:ascii="Adobe Clean" w:eastAsia="Times New Roman" w:hAnsi="Adobe Clean"/>
+          <w:sz w:val="24"/>
+          <w:szCs w:val="24"/>
         </w:rPr>
         <w:t>This is required to:</w:t>
       </w:r>
@@ -2423,12 +2470,15 @@
         </w:numPr>
         <w:rPr>
           <w:rFonts w:ascii="Adobe Clean" w:eastAsia="Times New Roman" w:hAnsi="Adobe Clean"/>
-          <w:szCs w:val="21"/>
+          <w:sz w:val="24"/>
+          <w:szCs w:val="24"/>
         </w:rPr>
       </w:pPr>
       <w:r>
         <w:rPr>
           <w:rFonts w:ascii="Adobe Clean" w:eastAsia="Times New Roman" w:hAnsi="Adobe Clean"/>
+          <w:sz w:val="24"/>
+          <w:szCs w:val="24"/>
         </w:rPr>
         <w:t xml:space="preserve">Open </w:t>
       </w:r>
@@ -2437,12 +2487,16 @@
           <w:rFonts w:ascii="Adobe Clean" w:eastAsia="Times New Roman" w:hAnsi="Adobe Clean"/>
           <w:b/>
           <w:bCs/>
+          <w:sz w:val="24"/>
+          <w:szCs w:val="24"/>
         </w:rPr>
         <w:t>Cloud Manager</w:t>
       </w:r>
       <w:r>
         <w:rPr>
           <w:rFonts w:ascii="Adobe Clean" w:eastAsia="Times New Roman" w:hAnsi="Adobe Clean"/>
+          <w:sz w:val="24"/>
+          <w:szCs w:val="24"/>
         </w:rPr>
         <w:t xml:space="preserve"> for the correct program</w:t>
       </w:r>
@@ -2456,12 +2510,15 @@
         </w:numPr>
         <w:rPr>
           <w:rFonts w:ascii="Adobe Clean" w:eastAsia="Times New Roman" w:hAnsi="Adobe Clean"/>
-          <w:szCs w:val="21"/>
+          <w:sz w:val="24"/>
+          <w:szCs w:val="24"/>
         </w:rPr>
       </w:pPr>
       <w:r>
         <w:rPr>
           <w:rFonts w:ascii="Adobe Clean" w:eastAsia="Times New Roman" w:hAnsi="Adobe Clean"/>
+          <w:sz w:val="24"/>
+          <w:szCs w:val="24"/>
         </w:rPr>
         <w:t xml:space="preserve">Access the </w:t>
       </w:r>
@@ -2470,6 +2527,8 @@
           <w:rFonts w:ascii="Adobe Clean" w:eastAsia="Times New Roman" w:hAnsi="Adobe Clean"/>
           <w:b/>
           <w:bCs/>
+          <w:sz w:val="24"/>
+          <w:szCs w:val="24"/>
         </w:rPr>
         <w:t>AEM Developer Console</w:t>
       </w:r>
@@ -2483,12 +2542,15 @@
         </w:numPr>
         <w:rPr>
           <w:rFonts w:ascii="Adobe Clean" w:eastAsia="Times New Roman" w:hAnsi="Adobe Clean"/>
-          <w:szCs w:val="21"/>
+          <w:sz w:val="24"/>
+          <w:szCs w:val="24"/>
         </w:rPr>
       </w:pPr>
       <w:r>
         <w:rPr>
           <w:rFonts w:ascii="Adobe Clean" w:eastAsia="Times New Roman" w:hAnsi="Adobe Clean"/>
+          <w:sz w:val="24"/>
+          <w:szCs w:val="24"/>
         </w:rPr>
         <w:t>Create technical accounts &amp; download service credentials</w:t>
       </w:r>
@@ -2502,7 +2564,8 @@
         </w:numPr>
         <w:rPr>
           <w:rFonts w:ascii="Adobe Clean" w:eastAsia="Times New Roman" w:hAnsi="Adobe Clean"/>
-          <w:szCs w:val="21"/>
+          <w:sz w:val="24"/>
+          <w:szCs w:val="24"/>
         </w:rPr>
       </w:pPr>
       <w:r>
@@ -2510,6 +2573,8 @@
           <w:rFonts w:ascii="Adobe Clean" w:eastAsia="Times New Roman" w:hAnsi="Adobe Clean"/>
           <w:b/>
           <w:bCs/>
+          <w:sz w:val="24"/>
+          <w:szCs w:val="24"/>
         </w:rPr>
         <w:t>Cloud Manager access</w:t>
       </w:r>
@@ -2523,12 +2588,15 @@
         </w:numPr>
         <w:rPr>
           <w:rFonts w:ascii="Adobe Clean" w:eastAsia="Times New Roman" w:hAnsi="Adobe Clean"/>
-          <w:szCs w:val="21"/>
+          <w:sz w:val="24"/>
+          <w:szCs w:val="24"/>
         </w:rPr>
       </w:pPr>
       <w:r>
         <w:rPr>
           <w:rFonts w:ascii="Adobe Clean" w:eastAsia="Times New Roman" w:hAnsi="Adobe Clean"/>
+          <w:sz w:val="24"/>
+          <w:szCs w:val="24"/>
         </w:rPr>
         <w:t>User can log into:</w:t>
       </w:r>
@@ -2540,10 +2608,18 @@
           <w:ilvl w:val="2"/>
           <w:numId w:val="17"/>
         </w:numPr>
+        <w:rPr>
+          <w:rFonts w:ascii="Adobe Clean" w:hAnsi="Adobe Clean"/>
+          <w:sz w:val="24"/>
+          <w:szCs w:val="24"/>
+        </w:rPr>
       </w:pPr>
       <w:r>
         <w:rPr>
           <w:rStyle w:val="VerbatimChar"/>
+          <w:rFonts w:ascii="Adobe Clean" w:hAnsi="Adobe Clean"/>
+          <w:sz w:val="24"/>
+          <w:szCs w:val="24"/>
         </w:rPr>
         <w:t>https://experience.adobe.com/#/cloud-manager</w:t>
       </w:r>
@@ -2557,15 +2633,17 @@
         </w:numPr>
         <w:rPr>
           <w:rFonts w:ascii="Adobe Clean" w:eastAsia="Times New Roman" w:hAnsi="Adobe Clean"/>
-          <w:szCs w:val="21"/>
-        </w:rPr>
-      </w:pPr>
-      <w:bookmarkStart w:id="4" w:name="_Toc224828028"/>
-      <w:bookmarkStart w:id="5" w:name="create-technical-account"/>
-      <w:bookmarkEnd w:id="3"/>
+          <w:sz w:val="24"/>
+          <w:szCs w:val="24"/>
+        </w:rPr>
+      </w:pPr>
+      <w:bookmarkStart w:id="4" w:name="create-technical-account"/>
+      <w:bookmarkEnd w:id="2"/>
       <w:r>
         <w:rPr>
           <w:rFonts w:ascii="Adobe Clean" w:eastAsia="Times New Roman" w:hAnsi="Adobe Clean"/>
+          <w:sz w:val="24"/>
+          <w:szCs w:val="24"/>
         </w:rPr>
         <w:t>And see the SHRSS AEM program and environments (Dev/Stage/Prod).</w:t>
       </w:r>
@@ -2575,12 +2653,15 @@
         <w:pStyle w:val="FirstParagraph"/>
         <w:rPr>
           <w:rFonts w:ascii="Adobe Clean" w:hAnsi="Adobe Clean"/>
-          <w:szCs w:val="21"/>
+          <w:sz w:val="24"/>
+          <w:szCs w:val="24"/>
         </w:rPr>
       </w:pPr>
       <w:r>
         <w:rPr>
           <w:rFonts w:ascii="Adobe Clean" w:hAnsi="Adobe Clean"/>
+          <w:sz w:val="24"/>
+          <w:szCs w:val="24"/>
         </w:rPr>
         <w:t xml:space="preserve">If any of the above is missing, skip to </w:t>
       </w:r>
@@ -2589,12 +2670,16 @@
           <w:rFonts w:ascii="Adobe Clean" w:hAnsi="Adobe Clean"/>
           <w:b/>
           <w:bCs/>
+          <w:sz w:val="24"/>
+          <w:szCs w:val="24"/>
         </w:rPr>
         <w:t>Appendix A – Support ticket template</w:t>
       </w:r>
       <w:r>
         <w:rPr>
           <w:rFonts w:ascii="Adobe Clean" w:hAnsi="Adobe Clean"/>
+          <w:sz w:val="24"/>
+          <w:szCs w:val="24"/>
         </w:rPr>
         <w:t>.</w:t>
       </w:r>
@@ -2602,25 +2687,31 @@
     <w:p>
       <w:pPr>
         <w:pStyle w:val="Heading2"/>
-      </w:pPr>
+        <w:rPr>
+          <w:szCs w:val="32"/>
+        </w:rPr>
+      </w:pPr>
+      <w:bookmarkStart w:id="5" w:name="_Toc224855077"/>
+      <w:bookmarkStart w:id="6" w:name="open-the-aem-developer-console"/>
       <w:r>
         <w:t>Create Technical Account</w:t>
       </w:r>
-      <w:bookmarkEnd w:id="4"/>
+      <w:bookmarkEnd w:id="5"/>
     </w:p>
     <w:p>
       <w:pPr>
         <w:pStyle w:val="FirstParagraph"/>
         <w:rPr>
           <w:rFonts w:ascii="Adobe Clean" w:hAnsi="Adobe Clean"/>
-          <w:szCs w:val="21"/>
-        </w:rPr>
-      </w:pPr>
-      <w:bookmarkStart w:id="6" w:name="_Toc224828029"/>
-      <w:bookmarkStart w:id="7" w:name="open-the-aem-developer-console"/>
+          <w:sz w:val="24"/>
+          <w:szCs w:val="24"/>
+        </w:rPr>
+      </w:pPr>
       <w:r>
         <w:rPr>
           <w:rFonts w:ascii="Adobe Clean" w:hAnsi="Adobe Clean"/>
+          <w:sz w:val="24"/>
+          <w:szCs w:val="24"/>
         </w:rPr>
         <w:t xml:space="preserve">These steps are done </w:t>
       </w:r>
@@ -2629,24 +2720,290 @@
           <w:rFonts w:ascii="Adobe Clean" w:hAnsi="Adobe Clean"/>
           <w:b/>
           <w:bCs/>
+          <w:sz w:val="24"/>
+          <w:szCs w:val="24"/>
         </w:rPr>
         <w:t>once per AEM environment</w:t>
       </w:r>
       <w:r>
         <w:rPr>
           <w:rFonts w:ascii="Adobe Clean" w:hAnsi="Adobe Clean"/>
+          <w:sz w:val="24"/>
+          <w:szCs w:val="24"/>
         </w:rPr>
         <w:t xml:space="preserve"> (e.g., once for Prod author, optionally again for Stage/Dev).</w:t>
       </w:r>
     </w:p>
     <w:p>
       <w:pPr>
+        <w:shd w:val="clear" w:color="auto" w:fill="FFFFFF"/>
+        <w:spacing w:before="192" w:after="192" w:line="240" w:lineRule="auto"/>
+        <w:rPr>
+          <w:rFonts w:eastAsia="Times New Roman" w:cs="Open Sans"/>
+          <w:color w:val="333333"/>
+          <w:szCs w:val="24"/>
+        </w:rPr>
+      </w:pPr>
+      <w:r>
+        <w:rPr>
+          <w:rFonts w:eastAsia="Times New Roman" w:cs="Open Sans"/>
+          <w:b/>
+          <w:bCs/>
+          <w:color w:val="333333"/>
+          <w:szCs w:val="24"/>
+        </w:rPr>
+        <w:t>Important – JWT deprecation vs AEM Developer Console</w:t>
+      </w:r>
+    </w:p>
+    <w:p>
+      <w:pPr>
+        <w:numPr>
+          <w:ilvl w:val="0"/>
+          <w:numId w:val="73"/>
+        </w:numPr>
+        <w:shd w:val="clear" w:color="auto" w:fill="FFFFFF"/>
+        <w:spacing w:before="100" w:beforeAutospacing="1" w:after="100" w:afterAutospacing="1" w:line="240" w:lineRule="auto"/>
+        <w:rPr>
+          <w:rFonts w:eastAsia="Times New Roman" w:cs="Open Sans"/>
+          <w:color w:val="333333"/>
+          <w:szCs w:val="24"/>
+        </w:rPr>
+      </w:pPr>
+      <w:r>
+        <w:rPr>
+          <w:rFonts w:eastAsia="Times New Roman" w:cs="Open Sans"/>
+          <w:b/>
+          <w:bCs/>
+          <w:color w:val="333333"/>
+          <w:szCs w:val="24"/>
+        </w:rPr>
+        <w:t>Adobe Developer Console – Service Account (JWT)</w:t>
+      </w:r>
+      <w:r>
+        <w:rPr>
+          <w:rFonts w:eastAsia="Times New Roman" w:cs="Open Sans"/>
+          <w:color w:val="333333"/>
+          <w:szCs w:val="24"/>
+        </w:rPr>
+        <w:t xml:space="preserve"> credentials are deprecated and must be migrated to </w:t>
+      </w:r>
+      <w:r>
+        <w:rPr>
+          <w:rFonts w:eastAsia="Times New Roman" w:cs="Open Sans"/>
+          <w:b/>
+          <w:bCs/>
+          <w:color w:val="333333"/>
+          <w:szCs w:val="24"/>
+        </w:rPr>
+        <w:t>OAuth Server</w:t>
+      </w:r>
+      <w:r>
+        <w:rPr>
+          <w:rFonts w:eastAsia="Times New Roman" w:cs="Open Sans"/>
+          <w:b/>
+          <w:bCs/>
+          <w:color w:val="333333"/>
+          <w:szCs w:val="24"/>
+        </w:rPr>
+        <w:noBreakHyphen/>
+        <w:t>to</w:t>
+      </w:r>
+      <w:r>
+        <w:rPr>
+          <w:rFonts w:eastAsia="Times New Roman" w:cs="Open Sans"/>
+          <w:b/>
+          <w:bCs/>
+          <w:color w:val="333333"/>
+          <w:szCs w:val="24"/>
+        </w:rPr>
+        <w:noBreakHyphen/>
+        <w:t>Server</w:t>
+      </w:r>
+      <w:r>
+        <w:rPr>
+          <w:rFonts w:eastAsia="Times New Roman" w:cs="Open Sans"/>
+          <w:color w:val="333333"/>
+          <w:szCs w:val="24"/>
+        </w:rPr>
+        <w:t xml:space="preserve"> credentials. See </w:t>
+      </w:r>
+      <w:r>
+        <w:rPr>
+          <w:rFonts w:eastAsia="Times New Roman" w:cs="Open Sans"/>
+          <w:i/>
+          <w:iCs/>
+          <w:color w:val="333333"/>
+          <w:szCs w:val="24"/>
+        </w:rPr>
+        <w:t>"JWT Credentials Deprecation in Adobe Developer Console"</w:t>
+      </w:r>
+      <w:r>
+        <w:rPr>
+          <w:rFonts w:eastAsia="Times New Roman" w:cs="Open Sans"/>
+          <w:color w:val="333333"/>
+          <w:szCs w:val="24"/>
+        </w:rPr>
+        <w:t xml:space="preserve"> for details.</w:t>
+      </w:r>
+    </w:p>
+    <w:p>
+      <w:pPr>
+        <w:numPr>
+          <w:ilvl w:val="0"/>
+          <w:numId w:val="73"/>
+        </w:numPr>
+        <w:shd w:val="clear" w:color="auto" w:fill="FFFFFF"/>
+        <w:spacing w:before="100" w:beforeAutospacing="1" w:after="100" w:afterAutospacing="1" w:line="240" w:lineRule="auto"/>
+        <w:rPr>
+          <w:rFonts w:eastAsia="Times New Roman" w:cs="Open Sans"/>
+          <w:color w:val="333333"/>
+          <w:szCs w:val="24"/>
+        </w:rPr>
+      </w:pPr>
+      <w:r>
+        <w:rPr>
+          <w:rFonts w:eastAsia="Times New Roman" w:cs="Open Sans"/>
+          <w:color w:val="333333"/>
+          <w:szCs w:val="24"/>
+        </w:rPr>
+        <w:t xml:space="preserve">This guide's "classic" HTTP API examples use </w:t>
+      </w:r>
+      <w:r>
+        <w:rPr>
+          <w:rFonts w:eastAsia="Times New Roman" w:cs="Open Sans"/>
+          <w:b/>
+          <w:bCs/>
+          <w:color w:val="333333"/>
+          <w:szCs w:val="24"/>
+        </w:rPr>
+        <w:t>AEM Developer Console service credentials (technical account)</w:t>
+      </w:r>
+      <w:r>
+        <w:rPr>
+          <w:rFonts w:eastAsia="Times New Roman" w:cs="Open Sans"/>
+          <w:color w:val="333333"/>
+          <w:szCs w:val="24"/>
+        </w:rPr>
+        <w:t xml:space="preserve">, which internally generate a JWT to obtain an access token. </w:t>
+      </w:r>
+      <w:r>
+        <w:rPr>
+          <w:rFonts w:eastAsia="Times New Roman" w:cs="Open Sans"/>
+          <w:i/>
+          <w:iCs/>
+          <w:color w:val="333333"/>
+          <w:szCs w:val="24"/>
+        </w:rPr>
+        <w:t>These AEM Developer Console credentials are not deprecated and remain supported for AEM as a Cloud Service server</w:t>
+      </w:r>
+      <w:r>
+        <w:rPr>
+          <w:rFonts w:eastAsia="Times New Roman" w:cs="Open Sans"/>
+          <w:i/>
+          <w:iCs/>
+          <w:color w:val="333333"/>
+          <w:szCs w:val="24"/>
+        </w:rPr>
+        <w:noBreakHyphen/>
+        <w:t>to</w:t>
+      </w:r>
+      <w:r>
+        <w:rPr>
+          <w:rFonts w:eastAsia="Times New Roman" w:cs="Open Sans"/>
+          <w:i/>
+          <w:iCs/>
+          <w:color w:val="333333"/>
+          <w:szCs w:val="24"/>
+        </w:rPr>
+        <w:noBreakHyphen/>
+        <w:t>server access.</w:t>
+      </w:r>
+    </w:p>
+    <w:p>
+      <w:pPr>
+        <w:numPr>
+          <w:ilvl w:val="0"/>
+          <w:numId w:val="73"/>
+        </w:numPr>
+        <w:shd w:val="clear" w:color="auto" w:fill="FFFFFF"/>
+        <w:spacing w:before="100" w:beforeAutospacing="1" w:after="100" w:afterAutospacing="1" w:line="240" w:lineRule="auto"/>
+        <w:rPr>
+          <w:rFonts w:eastAsia="Times New Roman" w:cs="Open Sans"/>
+          <w:color w:val="333333"/>
+          <w:szCs w:val="24"/>
+        </w:rPr>
+      </w:pPr>
+      <w:r>
+        <w:rPr>
+          <w:rFonts w:eastAsia="Times New Roman" w:cs="Open Sans"/>
+          <w:color w:val="333333"/>
+          <w:szCs w:val="24"/>
+        </w:rPr>
+        <w:t xml:space="preserve">The OpenAPI examples in this guide use </w:t>
+      </w:r>
+      <w:r>
+        <w:rPr>
+          <w:rFonts w:eastAsia="Times New Roman" w:cs="Open Sans"/>
+          <w:b/>
+          <w:bCs/>
+          <w:color w:val="333333"/>
+          <w:szCs w:val="24"/>
+        </w:rPr>
+        <w:t>OAuth Server</w:t>
+      </w:r>
+      <w:r>
+        <w:rPr>
+          <w:rFonts w:eastAsia="Times New Roman" w:cs="Open Sans"/>
+          <w:b/>
+          <w:bCs/>
+          <w:color w:val="333333"/>
+          <w:szCs w:val="24"/>
+        </w:rPr>
+        <w:noBreakHyphen/>
+        <w:t>to</w:t>
+      </w:r>
+      <w:r>
+        <w:rPr>
+          <w:rFonts w:eastAsia="Times New Roman" w:cs="Open Sans"/>
+          <w:b/>
+          <w:bCs/>
+          <w:color w:val="333333"/>
+          <w:szCs w:val="24"/>
+        </w:rPr>
+        <w:noBreakHyphen/>
+        <w:t>Server</w:t>
+      </w:r>
+      <w:r>
+        <w:rPr>
+          <w:rFonts w:eastAsia="Times New Roman" w:cs="Open Sans"/>
+          <w:color w:val="333333"/>
+          <w:szCs w:val="24"/>
+        </w:rPr>
+        <w:t xml:space="preserve"> via Adobe Developer Console, which is the recommended pattern for OpenAPI</w:t>
+      </w:r>
+      <w:r>
+        <w:rPr>
+          <w:rFonts w:eastAsia="Times New Roman" w:cs="Open Sans"/>
+          <w:color w:val="333333"/>
+          <w:szCs w:val="24"/>
+        </w:rPr>
+        <w:noBreakHyphen/>
+        <w:t>based AEM APIs.</w:t>
+      </w:r>
+    </w:p>
+    <w:p>
+      <w:pPr>
         <w:pStyle w:val="Heading3"/>
-      </w:pPr>
-      <w:r>
+        <w:rPr>
+          <w:szCs w:val="28"/>
+        </w:rPr>
+      </w:pPr>
+      <w:bookmarkStart w:id="7" w:name="_Toc224855078"/>
+      <w:r>
+        <w:lastRenderedPageBreak/>
         <w:t>Open the AEM Developer Console</w:t>
       </w:r>
-      <w:bookmarkEnd w:id="6"/>
+      <w:bookmarkEnd w:id="7"/>
     </w:p>
     <w:p>
       <w:pPr>
@@ -2846,9 +3203,8 @@
           <w:szCs w:val="21"/>
         </w:rPr>
       </w:pPr>
-      <w:bookmarkStart w:id="8" w:name="_Toc224828030"/>
-      <w:bookmarkStart w:id="9" w:name="create-a-new-technical-account"/>
-      <w:bookmarkEnd w:id="7"/>
+      <w:bookmarkStart w:id="8" w:name="create-a-new-technical-account"/>
+      <w:bookmarkEnd w:id="6"/>
       <w:r>
         <w:rPr>
           <w:rFonts w:ascii="Adobe Clean" w:eastAsia="Times New Roman" w:hAnsi="Adobe Clean"/>
@@ -2890,7 +3246,6 @@
         <w:r>
           <w:rPr>
             <w:rStyle w:val="Hyperlink"/>
-            <w:rFonts w:ascii="Adobe Clean" w:hAnsi="Adobe Clean"/>
             <w:i/>
             <w:iCs/>
             <w:color w:val="2C2C2C"/>
@@ -2911,11 +3266,15 @@
     <w:p>
       <w:pPr>
         <w:pStyle w:val="Heading3"/>
-      </w:pPr>
+        <w:rPr>
+          <w:szCs w:val="28"/>
+        </w:rPr>
+      </w:pPr>
+      <w:bookmarkStart w:id="9" w:name="_Toc224855079"/>
       <w:r>
         <w:t>Create a new technical account</w:t>
       </w:r>
-      <w:bookmarkEnd w:id="8"/>
+      <w:bookmarkEnd w:id="9"/>
     </w:p>
     <w:p>
       <w:pPr>
@@ -3021,7 +3380,6 @@
           <w:rFonts w:eastAsia="Times New Roman"/>
           <w:szCs w:val="19"/>
         </w:rPr>
-        <w:lastRenderedPageBreak/>
         <w:t>clientId</w:t>
       </w:r>
       <w:proofErr w:type="spellEnd"/>
@@ -3173,9 +3531,8 @@
           <w:szCs w:val="21"/>
         </w:rPr>
       </w:pPr>
-      <w:bookmarkStart w:id="10" w:name="_Toc224828031"/>
-      <w:bookmarkStart w:id="11" w:name="treat-the-json-as-a-secret"/>
-      <w:bookmarkEnd w:id="9"/>
+      <w:bookmarkStart w:id="10" w:name="treat-the-json-as-a-secret"/>
+      <w:bookmarkEnd w:id="8"/>
       <w:r>
         <w:rPr>
           <w:rFonts w:ascii="Adobe Clean" w:eastAsia="Times New Roman" w:hAnsi="Adobe Clean"/>
@@ -3260,7 +3617,6 @@
         <w:r>
           <w:rPr>
             <w:rStyle w:val="Hyperlink"/>
-            <w:rFonts w:ascii="Adobe Clean" w:hAnsi="Adobe Clean"/>
             <w:i/>
             <w:iCs/>
             <w:color w:val="2C2C2C"/>
@@ -3281,7 +3637,6 @@
         <w:r>
           <w:rPr>
             <w:rStyle w:val="Hyperlink"/>
-            <w:rFonts w:ascii="Adobe Clean" w:hAnsi="Adobe Clean"/>
             <w:i/>
             <w:iCs/>
             <w:color w:val="2C2C2C"/>
@@ -3302,11 +3657,15 @@
     <w:p>
       <w:pPr>
         <w:pStyle w:val="Heading3"/>
-      </w:pPr>
+        <w:rPr>
+          <w:szCs w:val="28"/>
+        </w:rPr>
+      </w:pPr>
+      <w:bookmarkStart w:id="11" w:name="_Toc224855080"/>
       <w:r>
         <w:t>Treat the JSON as a secret</w:t>
       </w:r>
-      <w:bookmarkEnd w:id="10"/>
+      <w:bookmarkEnd w:id="11"/>
     </w:p>
     <w:p>
       <w:pPr>
@@ -3353,10 +3712,9 @@
           <w:szCs w:val="21"/>
         </w:rPr>
       </w:pPr>
-      <w:bookmarkStart w:id="12" w:name="_Toc224828032"/>
-      <w:bookmarkStart w:id="13" w:name="Xcae14fb4df59c85b736ffbe05af695df277251e"/>
-      <w:bookmarkEnd w:id="5"/>
-      <w:bookmarkEnd w:id="11"/>
+      <w:bookmarkStart w:id="12" w:name="Xcae14fb4df59c85b736ffbe05af695df277251e"/>
+      <w:bookmarkEnd w:id="4"/>
+      <w:bookmarkEnd w:id="10"/>
       <w:r>
         <w:rPr>
           <w:rFonts w:ascii="Adobe Clean" w:eastAsia="Times New Roman" w:hAnsi="Adobe Clean"/>
@@ -3367,11 +3725,15 @@
     <w:p>
       <w:pPr>
         <w:pStyle w:val="Heading2"/>
-      </w:pPr>
+        <w:rPr>
+          <w:szCs w:val="32"/>
+        </w:rPr>
+      </w:pPr>
+      <w:bookmarkStart w:id="13" w:name="_Toc224855081"/>
       <w:r>
         <w:t>Configure AEM permissions for the technical account</w:t>
       </w:r>
-      <w:bookmarkEnd w:id="12"/>
+      <w:bookmarkEnd w:id="13"/>
     </w:p>
     <w:p>
       <w:pPr>
@@ -3556,6 +3918,7 @@
         <w:rPr>
           <w:rStyle w:val="VerbatimChar"/>
         </w:rPr>
+        <w:lastRenderedPageBreak/>
         <w:t>dam-users</w:t>
       </w:r>
       <w:r>
@@ -3603,9 +3966,8 @@
           <w:szCs w:val="21"/>
         </w:rPr>
       </w:pPr>
-      <w:bookmarkStart w:id="14" w:name="_Toc224828033"/>
-      <w:bookmarkStart w:id="15" w:name="X70daecdb952775c3d24801996c8172978e9ccd8"/>
-      <w:bookmarkEnd w:id="13"/>
+      <w:bookmarkStart w:id="14" w:name="X70daecdb952775c3d24801996c8172978e9ccd8"/>
+      <w:bookmarkEnd w:id="12"/>
       <w:r>
         <w:rPr>
           <w:rFonts w:ascii="Adobe Clean" w:hAnsi="Adobe Clean"/>
@@ -3633,7 +3995,6 @@
         <w:r>
           <w:rPr>
             <w:rStyle w:val="Hyperlink"/>
-            <w:rFonts w:ascii="Adobe Clean" w:hAnsi="Adobe Clean"/>
             <w:i/>
             <w:iCs/>
             <w:color w:val="2C2C2C"/>
@@ -3654,7 +4015,6 @@
         <w:r>
           <w:rPr>
             <w:rStyle w:val="Hyperlink"/>
-            <w:rFonts w:ascii="Adobe Clean" w:hAnsi="Adobe Clean"/>
             <w:i/>
             <w:iCs/>
             <w:color w:val="2C2C2C"/>
@@ -3675,11 +4035,15 @@
     <w:p>
       <w:pPr>
         <w:pStyle w:val="Heading2"/>
-      </w:pPr>
+        <w:rPr>
+          <w:szCs w:val="32"/>
+        </w:rPr>
+      </w:pPr>
+      <w:bookmarkStart w:id="15" w:name="_Toc224855082"/>
       <w:r>
         <w:t>Using the technical account programmatically (high level)</w:t>
       </w:r>
-      <w:bookmarkEnd w:id="14"/>
+      <w:bookmarkEnd w:id="15"/>
     </w:p>
     <w:p>
       <w:pPr>
@@ -3793,7 +4157,6 @@
         <w:rPr>
           <w:rStyle w:val="VerbatimChar"/>
         </w:rPr>
-        <w:lastRenderedPageBreak/>
         <w:t>Authorization: Bearer &lt;</w:t>
       </w:r>
       <w:proofErr w:type="spellStart"/>
@@ -3887,11 +4250,16 @@
     <w:p>
       <w:pPr>
         <w:pStyle w:val="Heading1"/>
-      </w:pPr>
-      <w:bookmarkStart w:id="16" w:name="_Toc224828034"/>
-      <w:bookmarkStart w:id="17" w:name="code-samples"/>
+        <w:rPr>
+          <w:kern w:val="36"/>
+          <w:szCs w:val="36"/>
+        </w:rPr>
+      </w:pPr>
+      <w:bookmarkStart w:id="16" w:name="_Toc224855083"/>
+      <w:bookmarkStart w:id="17" w:name="common-variables"/>
+      <w:bookmarkStart w:id="18" w:name="code-samples"/>
       <w:bookmarkEnd w:id="0"/>
-      <w:bookmarkEnd w:id="15"/>
+      <w:bookmarkEnd w:id="14"/>
       <w:r>
         <w:t>Code Samples</w:t>
       </w:r>
@@ -3906,8 +4274,6 @@
           <w:szCs w:val="21"/>
         </w:rPr>
       </w:pPr>
-      <w:bookmarkStart w:id="18" w:name="_Toc224828035"/>
-      <w:bookmarkStart w:id="19" w:name="common-variables"/>
       <w:r>
         <w:rPr>
           <w:rFonts w:ascii="Adobe Clean" w:hAnsi="Adobe Clean"/>
@@ -3952,11 +4318,15 @@
     <w:p>
       <w:pPr>
         <w:pStyle w:val="Heading2"/>
-      </w:pPr>
+        <w:rPr>
+          <w:szCs w:val="32"/>
+        </w:rPr>
+      </w:pPr>
+      <w:bookmarkStart w:id="19" w:name="_Toc224855084"/>
       <w:r>
         <w:t>Common variables</w:t>
       </w:r>
-      <w:bookmarkEnd w:id="18"/>
+      <w:bookmarkEnd w:id="19"/>
     </w:p>
     <w:p>
       <w:pPr>
@@ -4045,10 +4415,13 @@
     <w:p>
       <w:pPr>
         <w:pStyle w:val="Heading2"/>
-      </w:pPr>
-      <w:bookmarkStart w:id="20" w:name="_Toc224828036"/>
+        <w:rPr>
+          <w:szCs w:val="32"/>
+        </w:rPr>
+      </w:pPr>
+      <w:bookmarkStart w:id="20" w:name="_Toc224855085"/>
       <w:bookmarkStart w:id="21" w:name="traverse-folders-r-list-folder-contents"/>
-      <w:bookmarkEnd w:id="19"/>
+      <w:bookmarkEnd w:id="17"/>
       <w:r>
         <w:t>Traverse folders (R – list folder contents)</w:t>
       </w:r>
@@ -4097,6 +4470,7 @@
         <w:rPr>
           <w:rStyle w:val="ExtensionTok"/>
         </w:rPr>
+        <w:lastRenderedPageBreak/>
         <w:t>curl</w:t>
       </w:r>
       <w:r>
@@ -4375,8 +4749,11 @@
     <w:p>
       <w:pPr>
         <w:pStyle w:val="Heading2"/>
-      </w:pPr>
-      <w:bookmarkStart w:id="22" w:name="_Toc224828037"/>
+        <w:rPr>
+          <w:szCs w:val="32"/>
+        </w:rPr>
+      </w:pPr>
+      <w:bookmarkStart w:id="22" w:name="_Toc224855086"/>
       <w:bookmarkStart w:id="23" w:name="X580cfcce5cdcfac4562dad3fea1bd4617ffe1d9"/>
       <w:bookmarkEnd w:id="21"/>
       <w:r>
@@ -4385,6 +4762,8 @@
       <w:r>
         <w:rPr>
           <w:rStyle w:val="VerbatimChar"/>
+          <w:rFonts w:eastAsia="Times New Roman"/>
+          <w:szCs w:val="19"/>
         </w:rPr>
         <w:t>photography</w:t>
       </w:r>
@@ -4691,7 +5070,6 @@
         <w:rPr>
           <w:rStyle w:val="StringTok"/>
         </w:rPr>
-        <w:lastRenderedPageBreak/>
         <w:t xml:space="preserve">    "properties": {</w:t>
       </w:r>
       <w:r>
@@ -4912,8 +5290,11 @@
     <w:p>
       <w:pPr>
         <w:pStyle w:val="Heading2"/>
-      </w:pPr>
-      <w:bookmarkStart w:id="24" w:name="_Toc224828038"/>
+        <w:rPr>
+          <w:szCs w:val="32"/>
+        </w:rPr>
+      </w:pPr>
+      <w:bookmarkStart w:id="24" w:name="_Toc224855087"/>
       <w:bookmarkStart w:id="25" w:name="create-a-new-asset-in-that-folder-c-file"/>
       <w:bookmarkEnd w:id="23"/>
       <w:r>
@@ -4968,7 +5349,6 @@
         <w:r>
           <w:rPr>
             <w:rStyle w:val="Hyperlink"/>
-            <w:rFonts w:ascii="Adobe Clean" w:hAnsi="Adobe Clean"/>
             <w:color w:val="2C2C2C"/>
             <w:u w:val="none"/>
           </w:rPr>
@@ -5053,8 +5433,11 @@
     <w:p>
       <w:pPr>
         <w:pStyle w:val="Heading3"/>
-      </w:pPr>
-      <w:bookmarkStart w:id="26" w:name="_Toc224828039"/>
+        <w:rPr>
+          <w:szCs w:val="28"/>
+        </w:rPr>
+      </w:pPr>
+      <w:bookmarkStart w:id="26" w:name="_Toc224855088"/>
       <w:bookmarkStart w:id="27" w:name="step-1-initiate-upload"/>
       <w:r>
         <w:t>Step 1 – Initiate upload</w:t>
@@ -5318,6 +5701,7 @@
         <w:rPr>
           <w:rStyle w:val="StringTok"/>
         </w:rPr>
+        <w:lastRenderedPageBreak/>
         <w:t xml:space="preserve">    "</w:t>
       </w:r>
       <w:proofErr w:type="spellStart"/>
@@ -5431,8 +5815,7 @@
           <w:szCs w:val="21"/>
         </w:rPr>
       </w:pPr>
-      <w:bookmarkStart w:id="28" w:name="_Toc224828040"/>
-      <w:bookmarkStart w:id="29" w:name="step-2-upload-to-blob-store-put-binary"/>
+      <w:bookmarkStart w:id="28" w:name="step-2-upload-to-blob-store-put-binary"/>
       <w:bookmarkEnd w:id="27"/>
       <w:r>
         <w:rPr>
@@ -5461,11 +5844,15 @@
     <w:p>
       <w:pPr>
         <w:pStyle w:val="Heading3"/>
-      </w:pPr>
+        <w:rPr>
+          <w:szCs w:val="28"/>
+        </w:rPr>
+      </w:pPr>
+      <w:bookmarkStart w:id="29" w:name="_Toc224855089"/>
       <w:r>
         <w:t>Step 2 – Upload to blob store (PUT binary)</w:t>
       </w:r>
-      <w:bookmarkEnd w:id="28"/>
+      <w:bookmarkEnd w:id="29"/>
     </w:p>
     <w:p>
       <w:pPr>
@@ -5718,12 +6105,14 @@
     <w:p>
       <w:pPr>
         <w:pStyle w:val="Heading3"/>
-      </w:pPr>
-      <w:bookmarkStart w:id="30" w:name="_Toc224828041"/>
+        <w:rPr>
+          <w:szCs w:val="28"/>
+        </w:rPr>
+      </w:pPr>
+      <w:bookmarkStart w:id="30" w:name="_Toc224855090"/>
       <w:bookmarkStart w:id="31" w:name="step-3-complete-upload"/>
-      <w:bookmarkEnd w:id="29"/>
-      <w:r>
-        <w:lastRenderedPageBreak/>
+      <w:bookmarkEnd w:id="28"/>
+      <w:r>
         <w:t>Step 3 – Complete upload</w:t>
       </w:r>
       <w:bookmarkEnd w:id="30"/>
@@ -6415,8 +6804,11 @@
     <w:p>
       <w:pPr>
         <w:pStyle w:val="Heading2"/>
-      </w:pPr>
-      <w:bookmarkStart w:id="32" w:name="_Toc224828042"/>
+        <w:rPr>
+          <w:szCs w:val="32"/>
+        </w:rPr>
+      </w:pPr>
+      <w:bookmarkStart w:id="32" w:name="_Toc224855091"/>
       <w:bookmarkStart w:id="33" w:name="update-asset-metadata-u-asset-metadata"/>
       <w:bookmarkEnd w:id="25"/>
       <w:bookmarkEnd w:id="31"/>
@@ -6568,6 +6960,7 @@
         <w:rPr>
           <w:rStyle w:val="NormalTok"/>
         </w:rPr>
+        <w:lastRenderedPageBreak/>
         <w:t xml:space="preserve">  </w:t>
       </w:r>
       <w:r>
@@ -6924,8 +7317,7 @@
           <w:szCs w:val="21"/>
         </w:rPr>
       </w:pPr>
-      <w:bookmarkStart w:id="34" w:name="_Toc224828043"/>
-      <w:bookmarkStart w:id="35" w:name="delete-asset-d-file"/>
+      <w:bookmarkStart w:id="34" w:name="delete-asset-d-file"/>
       <w:bookmarkEnd w:id="33"/>
       <w:r>
         <w:rPr>
@@ -6950,12 +7342,15 @@
     <w:p>
       <w:pPr>
         <w:pStyle w:val="Heading2"/>
-      </w:pPr>
-      <w:r>
-        <w:lastRenderedPageBreak/>
+        <w:rPr>
+          <w:szCs w:val="32"/>
+        </w:rPr>
+      </w:pPr>
+      <w:bookmarkStart w:id="35" w:name="_Toc224855092"/>
+      <w:r>
         <w:t>Delete asset (D – file)</w:t>
       </w:r>
-      <w:bookmarkEnd w:id="34"/>
+      <w:bookmarkEnd w:id="35"/>
     </w:p>
     <w:p>
       <w:pPr>
@@ -7228,9 +7623,8 @@
           <w:szCs w:val="21"/>
         </w:rPr>
       </w:pPr>
-      <w:bookmarkStart w:id="36" w:name="_Toc224828044"/>
-      <w:bookmarkStart w:id="37" w:name="delete-folder-d-folder"/>
-      <w:bookmarkEnd w:id="35"/>
+      <w:bookmarkStart w:id="36" w:name="delete-folder-d-folder"/>
+      <w:bookmarkEnd w:id="34"/>
       <w:r>
         <w:rPr>
           <w:rFonts w:ascii="Adobe Clean" w:hAnsi="Adobe Clean"/>
@@ -7254,11 +7648,15 @@
     <w:p>
       <w:pPr>
         <w:pStyle w:val="Heading2"/>
-      </w:pPr>
+        <w:rPr>
+          <w:szCs w:val="32"/>
+        </w:rPr>
+      </w:pPr>
+      <w:bookmarkStart w:id="37" w:name="_Toc224855093"/>
       <w:r>
         <w:t>Delete folder (D – folder)</w:t>
       </w:r>
-      <w:bookmarkEnd w:id="36"/>
+      <w:bookmarkEnd w:id="37"/>
     </w:p>
     <w:p>
       <w:r>
@@ -7597,8 +7995,8 @@
         </w:rPr>
       </w:pPr>
       <w:bookmarkStart w:id="38" w:name="X67fa2aab31580692cd863d9d0cba81ee293cb21"/>
-      <w:bookmarkEnd w:id="17"/>
-      <w:bookmarkEnd w:id="37"/>
+      <w:bookmarkEnd w:id="18"/>
+      <w:bookmarkEnd w:id="36"/>
       <w:r>
         <w:rPr>
           <w:rFonts w:ascii="Adobe Clean" w:hAnsi="Adobe Clean"/>
@@ -7636,14 +8034,19 @@
         <w:rPr>
           <w:rStyle w:val="SectionNumber"/>
         </w:rPr>
+        <w:lastRenderedPageBreak/>
         <w:br w:type="page"/>
       </w:r>
     </w:p>
     <w:p>
       <w:pPr>
         <w:pStyle w:val="Heading1"/>
-      </w:pPr>
-      <w:bookmarkStart w:id="39" w:name="_Toc224828045"/>
+        <w:rPr>
+          <w:kern w:val="36"/>
+          <w:szCs w:val="36"/>
+        </w:rPr>
+      </w:pPr>
+      <w:bookmarkStart w:id="39" w:name="_Toc224855094"/>
       <w:r>
         <w:lastRenderedPageBreak/>
         <w:t>Appendix A - Adobe Support ticket template (only if blocked)</w:t>
@@ -7739,8 +8142,11 @@
     <w:p>
       <w:pPr>
         <w:pStyle w:val="Heading3"/>
-      </w:pPr>
-      <w:bookmarkStart w:id="40" w:name="_Toc224828046"/>
+        <w:rPr>
+          <w:szCs w:val="28"/>
+        </w:rPr>
+      </w:pPr>
+      <w:bookmarkStart w:id="40" w:name="_Toc224855095"/>
       <w:bookmarkStart w:id="41" w:name="ticket-subject"/>
       <w:r>
         <w:t>Ticket subject</w:t>
@@ -7755,8 +8161,11 @@
     <w:p>
       <w:pPr>
         <w:pStyle w:val="Heading3"/>
-      </w:pPr>
-      <w:bookmarkStart w:id="42" w:name="_Toc224828047"/>
+        <w:rPr>
+          <w:szCs w:val="28"/>
+        </w:rPr>
+      </w:pPr>
+      <w:bookmarkStart w:id="42" w:name="_Toc224855096"/>
       <w:bookmarkStart w:id="43" w:name="ticket-body-copypaste-and-fill-in"/>
       <w:bookmarkEnd w:id="41"/>
       <w:r>
@@ -8095,20 +8504,16 @@
     <w:p>
       <w:pPr>
         <w:pStyle w:val="Heading1"/>
-      </w:pPr>
-      <w:bookmarkStart w:id="44" w:name="_Toc224828048"/>
+        <w:rPr>
+          <w:kern w:val="36"/>
+          <w:szCs w:val="36"/>
+        </w:rPr>
+      </w:pPr>
+      <w:bookmarkStart w:id="44" w:name="_Toc224855097"/>
       <w:bookmarkStart w:id="45" w:name="Xc2eee8f1dd639ba9a5e86b8d0fe585bbfe0c29a"/>
       <w:bookmarkEnd w:id="43"/>
       <w:r>
-        <w:t xml:space="preserve">Appendix B - Optional: </w:t>
-      </w:r>
-      <w:proofErr w:type="spellStart"/>
-      <w:r>
-        <w:t>OpenAPI</w:t>
-      </w:r>
-      <w:proofErr w:type="spellEnd"/>
-      <w:r>
-        <w:t>-based AEM Assets Author API (future-proof)</w:t>
+        <w:t>Appendix B - Optional: OpenAPI-based AEM Assets Author API (future-proof)</w:t>
       </w:r>
       <w:bookmarkEnd w:id="44"/>
     </w:p>
@@ -8127,23 +8532,13 @@
         </w:rPr>
         <w:t xml:space="preserve">If you later want to use the </w:t>
       </w:r>
-      <w:proofErr w:type="spellStart"/>
       <w:r>
         <w:rPr>
           <w:rFonts w:ascii="Adobe Clean" w:hAnsi="Adobe Clean"/>
           <w:b/>
           <w:bCs/>
         </w:rPr>
-        <w:t>OpenAPI</w:t>
-      </w:r>
-      <w:proofErr w:type="spellEnd"/>
-      <w:r>
-        <w:rPr>
-          <w:rFonts w:ascii="Adobe Clean" w:hAnsi="Adobe Clean"/>
-          <w:b/>
-          <w:bCs/>
-        </w:rPr>
-        <w:t>-based AEM Assets Author API</w:t>
+        <w:t>OpenAPI-based AEM Assets Author API</w:t>
       </w:r>
       <w:r>
         <w:rPr>
@@ -8330,15 +8725,7 @@
         </w:numPr>
       </w:pPr>
       <w:r>
-        <w:t xml:space="preserve">Register the project’s client ID in AEM via config pipeline (per the </w:t>
-      </w:r>
-      <w:proofErr w:type="spellStart"/>
-      <w:r>
-        <w:t>OpenAPI</w:t>
-      </w:r>
-      <w:proofErr w:type="spellEnd"/>
-      <w:r>
-        <w:t xml:space="preserve"> setup docs).</w:t>
+        <w:t>Register the project’s client ID in AEM via config pipeline (per the OpenAPI setup docs).</w:t>
       </w:r>
     </w:p>
     <w:bookmarkEnd w:id="38"/>
@@ -8361,29 +8748,35 @@
         <w:t xml:space="preserve">References: </w:t>
       </w:r>
       <w:hyperlink r:id="rId17" w:history="1">
-        <w:proofErr w:type="spellStart"/>
         <w:r>
           <w:rPr>
             <w:rStyle w:val="Hyperlink"/>
-            <w:rFonts w:ascii="Adobe Clean" w:hAnsi="Adobe Clean"/>
             <w:i/>
             <w:iCs/>
             <w:color w:val="2C2C2C"/>
             <w:u w:val="none"/>
           </w:rPr>
-          <w:t>OpenAPI</w:t>
+          <w:t>OpenAPI-Based APIs</w:t>
         </w:r>
-        <w:proofErr w:type="spellEnd"/>
+      </w:hyperlink>
+      <w:r>
+        <w:rPr>
+          <w:rFonts w:ascii="Adobe Clean" w:hAnsi="Adobe Clean"/>
+          <w:i/>
+          <w:iCs/>
+        </w:rPr>
+        <w:t xml:space="preserve">, </w:t>
+      </w:r>
+      <w:hyperlink r:id="rId18" w:history="1">
         <w:r>
           <w:rPr>
             <w:rStyle w:val="Hyperlink"/>
-            <w:rFonts w:ascii="Adobe Clean" w:hAnsi="Adobe Clean"/>
             <w:i/>
             <w:iCs/>
             <w:color w:val="2C2C2C"/>
             <w:u w:val="none"/>
           </w:rPr>
-          <w:t>-Based APIs</w:t>
+          <w:t>Set up OpenAPI-based AEM APIs</w:t>
         </w:r>
       </w:hyperlink>
       <w:r>
@@ -8392,88 +8785,18 @@
           <w:i/>
           <w:iCs/>
         </w:rPr>
-        <w:t xml:space="preserve">, </w:t>
-      </w:r>
-      <w:hyperlink r:id="rId18" w:history="1">
+        <w:t xml:space="preserve">, and </w:t>
+      </w:r>
+      <w:hyperlink r:id="rId19" w:history="1">
         <w:r>
           <w:rPr>
             <w:rStyle w:val="Hyperlink"/>
-            <w:rFonts w:ascii="Adobe Clean" w:hAnsi="Adobe Clean"/>
             <w:i/>
             <w:iCs/>
             <w:color w:val="2C2C2C"/>
             <w:u w:val="none"/>
           </w:rPr>
-          <w:t xml:space="preserve">Set up </w:t>
-        </w:r>
-        <w:proofErr w:type="spellStart"/>
-        <w:r>
-          <w:rPr>
-            <w:rStyle w:val="Hyperlink"/>
-            <w:rFonts w:ascii="Adobe Clean" w:hAnsi="Adobe Clean"/>
-            <w:i/>
-            <w:iCs/>
-            <w:color w:val="2C2C2C"/>
-            <w:u w:val="none"/>
-          </w:rPr>
-          <w:t>OpenAPI</w:t>
-        </w:r>
-        <w:proofErr w:type="spellEnd"/>
-        <w:r>
-          <w:rPr>
-            <w:rStyle w:val="Hyperlink"/>
-            <w:rFonts w:ascii="Adobe Clean" w:hAnsi="Adobe Clean"/>
-            <w:i/>
-            <w:iCs/>
-            <w:color w:val="2C2C2C"/>
-            <w:u w:val="none"/>
-          </w:rPr>
-          <w:t>-based AEM APIs</w:t>
-        </w:r>
-      </w:hyperlink>
-      <w:r>
-        <w:rPr>
-          <w:rFonts w:ascii="Adobe Clean" w:hAnsi="Adobe Clean"/>
-          <w:i/>
-          <w:iCs/>
-        </w:rPr>
-        <w:t xml:space="preserve">, and </w:t>
-      </w:r>
-      <w:hyperlink r:id="rId19" w:history="1">
-        <w:r>
-          <w:rPr>
-            <w:rStyle w:val="Hyperlink"/>
-            <w:rFonts w:ascii="Adobe Clean" w:hAnsi="Adobe Clean"/>
-            <w:i/>
-            <w:iCs/>
-            <w:color w:val="2C2C2C"/>
-            <w:u w:val="none"/>
-          </w:rPr>
-          <w:t xml:space="preserve">Invoke </w:t>
-        </w:r>
-        <w:proofErr w:type="spellStart"/>
-        <w:r>
-          <w:rPr>
-            <w:rStyle w:val="Hyperlink"/>
-            <w:rFonts w:ascii="Adobe Clean" w:hAnsi="Adobe Clean"/>
-            <w:i/>
-            <w:iCs/>
-            <w:color w:val="2C2C2C"/>
-            <w:u w:val="none"/>
-          </w:rPr>
-          <w:t>OpenAPI</w:t>
-        </w:r>
-        <w:proofErr w:type="spellEnd"/>
-        <w:r>
-          <w:rPr>
-            <w:rStyle w:val="Hyperlink"/>
-            <w:rFonts w:ascii="Adobe Clean" w:hAnsi="Adobe Clean"/>
-            <w:i/>
-            <w:iCs/>
-            <w:color w:val="2C2C2C"/>
-            <w:u w:val="none"/>
-          </w:rPr>
-          <w:t>-based AEM APIs for server to server authentication</w:t>
+          <w:t>Invoke OpenAPI-based AEM APIs for server to server authentication</w:t>
         </w:r>
       </w:hyperlink>
       <w:r>
@@ -10360,6 +10683,155 @@
     </w:lvl>
   </w:abstractNum>
   <w:abstractNum w:abstractNumId="21" w15:restartNumberingAfterBreak="0">
+    <w:nsid w:val="1BBE7560"/>
+    <w:multiLevelType w:val="multilevel"/>
+    <w:tmpl w:val="86F26A6E"/>
+    <w:lvl w:ilvl="0">
+      <w:start w:val="1"/>
+      <w:numFmt w:val="bullet"/>
+      <w:lvlText w:val=""/>
+      <w:lvlJc w:val="left"/>
+      <w:pPr>
+        <w:tabs>
+          <w:tab w:val="num" w:pos="720"/>
+        </w:tabs>
+        <w:ind w:left="720" w:hanging="360"/>
+      </w:pPr>
+      <w:rPr>
+        <w:rFonts w:ascii="Symbol" w:hAnsi="Symbol" w:hint="default"/>
+        <w:sz w:val="20"/>
+      </w:rPr>
+    </w:lvl>
+    <w:lvl w:ilvl="1" w:tentative="1">
+      <w:start w:val="1"/>
+      <w:numFmt w:val="bullet"/>
+      <w:lvlText w:val="o"/>
+      <w:lvlJc w:val="left"/>
+      <w:pPr>
+        <w:tabs>
+          <w:tab w:val="num" w:pos="1440"/>
+        </w:tabs>
+        <w:ind w:left="1440" w:hanging="360"/>
+      </w:pPr>
+      <w:rPr>
+        <w:rFonts w:ascii="Courier New" w:hAnsi="Courier New" w:hint="default"/>
+        <w:sz w:val="20"/>
+      </w:rPr>
+    </w:lvl>
+    <w:lvl w:ilvl="2" w:tentative="1">
+      <w:start w:val="1"/>
+      <w:numFmt w:val="bullet"/>
+      <w:lvlText w:val=""/>
+      <w:lvlJc w:val="left"/>
+      <w:pPr>
+        <w:tabs>
+          <w:tab w:val="num" w:pos="2160"/>
+        </w:tabs>
+        <w:ind w:left="2160" w:hanging="360"/>
+      </w:pPr>
+      <w:rPr>
+        <w:rFonts w:ascii="Wingdings" w:hAnsi="Wingdings" w:hint="default"/>
+        <w:sz w:val="20"/>
+      </w:rPr>
+    </w:lvl>
+    <w:lvl w:ilvl="3" w:tentative="1">
+      <w:start w:val="1"/>
+      <w:numFmt w:val="bullet"/>
+      <w:lvlText w:val=""/>
+      <w:lvlJc w:val="left"/>
+      <w:pPr>
+        <w:tabs>
+          <w:tab w:val="num" w:pos="2880"/>
+        </w:tabs>
+        <w:ind w:left="2880" w:hanging="360"/>
+      </w:pPr>
+      <w:rPr>
+        <w:rFonts w:ascii="Wingdings" w:hAnsi="Wingdings" w:hint="default"/>
+        <w:sz w:val="20"/>
+      </w:rPr>
+    </w:lvl>
+    <w:lvl w:ilvl="4" w:tentative="1">
+      <w:start w:val="1"/>
+      <w:numFmt w:val="bullet"/>
+      <w:lvlText w:val=""/>
+      <w:lvlJc w:val="left"/>
+      <w:pPr>
+        <w:tabs>
+          <w:tab w:val="num" w:pos="3600"/>
+        </w:tabs>
+        <w:ind w:left="3600" w:hanging="360"/>
+      </w:pPr>
+      <w:rPr>
+        <w:rFonts w:ascii="Wingdings" w:hAnsi="Wingdings" w:hint="default"/>
+        <w:sz w:val="20"/>
+      </w:rPr>
+    </w:lvl>
+    <w:lvl w:ilvl="5" w:tentative="1">
+      <w:start w:val="1"/>
+      <w:numFmt w:val="bullet"/>
+      <w:lvlText w:val=""/>
+      <w:lvlJc w:val="left"/>
+      <w:pPr>
+        <w:tabs>
+          <w:tab w:val="num" w:pos="4320"/>
+        </w:tabs>
+        <w:ind w:left="4320" w:hanging="360"/>
+      </w:pPr>
+      <w:rPr>
+        <w:rFonts w:ascii="Wingdings" w:hAnsi="Wingdings" w:hint="default"/>
+        <w:sz w:val="20"/>
+      </w:rPr>
+    </w:lvl>
+    <w:lvl w:ilvl="6" w:tentative="1">
+      <w:start w:val="1"/>
+      <w:numFmt w:val="bullet"/>
+      <w:lvlText w:val=""/>
+      <w:lvlJc w:val="left"/>
+      <w:pPr>
+        <w:tabs>
+          <w:tab w:val="num" w:pos="5040"/>
+        </w:tabs>
+        <w:ind w:left="5040" w:hanging="360"/>
+      </w:pPr>
+      <w:rPr>
+        <w:rFonts w:ascii="Wingdings" w:hAnsi="Wingdings" w:hint="default"/>
+        <w:sz w:val="20"/>
+      </w:rPr>
+    </w:lvl>
+    <w:lvl w:ilvl="7" w:tentative="1">
+      <w:start w:val="1"/>
+      <w:numFmt w:val="bullet"/>
+      <w:lvlText w:val=""/>
+      <w:lvlJc w:val="left"/>
+      <w:pPr>
+        <w:tabs>
+          <w:tab w:val="num" w:pos="5760"/>
+        </w:tabs>
+        <w:ind w:left="5760" w:hanging="360"/>
+      </w:pPr>
+      <w:rPr>
+        <w:rFonts w:ascii="Wingdings" w:hAnsi="Wingdings" w:hint="default"/>
+        <w:sz w:val="20"/>
+      </w:rPr>
+    </w:lvl>
+    <w:lvl w:ilvl="8" w:tentative="1">
+      <w:start w:val="1"/>
+      <w:numFmt w:val="bullet"/>
+      <w:lvlText w:val=""/>
+      <w:lvlJc w:val="left"/>
+      <w:pPr>
+        <w:tabs>
+          <w:tab w:val="num" w:pos="6480"/>
+        </w:tabs>
+        <w:ind w:left="6480" w:hanging="360"/>
+      </w:pPr>
+      <w:rPr>
+        <w:rFonts w:ascii="Wingdings" w:hAnsi="Wingdings" w:hint="default"/>
+        <w:sz w:val="20"/>
+      </w:rPr>
+    </w:lvl>
+  </w:abstractNum>
+  <w:abstractNum w:abstractNumId="22" w15:restartNumberingAfterBreak="0">
     <w:nsid w:val="1F5255FE"/>
     <w:multiLevelType w:val="multilevel"/>
     <w:tmpl w:val="902097F4"/>
@@ -10508,7 +10980,7 @@
       </w:rPr>
     </w:lvl>
   </w:abstractNum>
-  <w:abstractNum w:abstractNumId="22" w15:restartNumberingAfterBreak="0">
+  <w:abstractNum w:abstractNumId="23" w15:restartNumberingAfterBreak="0">
     <w:nsid w:val="25CD55B5"/>
     <w:multiLevelType w:val="multilevel"/>
     <w:tmpl w:val="79EA6996"/>
@@ -10657,7 +11129,7 @@
       </w:rPr>
     </w:lvl>
   </w:abstractNum>
-  <w:abstractNum w:abstractNumId="23" w15:restartNumberingAfterBreak="0">
+  <w:abstractNum w:abstractNumId="24" w15:restartNumberingAfterBreak="0">
     <w:nsid w:val="281026EF"/>
     <w:multiLevelType w:val="multilevel"/>
     <w:tmpl w:val="9AB6A9A0"/>
@@ -10806,7 +11278,7 @@
       </w:rPr>
     </w:lvl>
   </w:abstractNum>
-  <w:abstractNum w:abstractNumId="24" w15:restartNumberingAfterBreak="0">
+  <w:abstractNum w:abstractNumId="25" w15:restartNumberingAfterBreak="0">
     <w:nsid w:val="295728C6"/>
     <w:multiLevelType w:val="multilevel"/>
     <w:tmpl w:val="CEBC974A"/>
@@ -10955,7 +11427,7 @@
       </w:rPr>
     </w:lvl>
   </w:abstractNum>
-  <w:abstractNum w:abstractNumId="25" w15:restartNumberingAfterBreak="0">
+  <w:abstractNum w:abstractNumId="26" w15:restartNumberingAfterBreak="0">
     <w:nsid w:val="2E802727"/>
     <w:multiLevelType w:val="multilevel"/>
     <w:tmpl w:val="0409001D"/>
@@ -11042,7 +11514,7 @@
       </w:pPr>
     </w:lvl>
   </w:abstractNum>
-  <w:abstractNum w:abstractNumId="26" w15:restartNumberingAfterBreak="0">
+  <w:abstractNum w:abstractNumId="27" w15:restartNumberingAfterBreak="0">
     <w:nsid w:val="3059770A"/>
     <w:multiLevelType w:val="multilevel"/>
     <w:tmpl w:val="01BE1F70"/>
@@ -11191,7 +11663,7 @@
       </w:rPr>
     </w:lvl>
   </w:abstractNum>
-  <w:abstractNum w:abstractNumId="27" w15:restartNumberingAfterBreak="0">
+  <w:abstractNum w:abstractNumId="28" w15:restartNumberingAfterBreak="0">
     <w:nsid w:val="3ADD6CF1"/>
     <w:multiLevelType w:val="multilevel"/>
     <w:tmpl w:val="5EC29D0A"/>
@@ -11340,7 +11812,7 @@
       </w:rPr>
     </w:lvl>
   </w:abstractNum>
-  <w:abstractNum w:abstractNumId="28" w15:restartNumberingAfterBreak="0">
+  <w:abstractNum w:abstractNumId="29" w15:restartNumberingAfterBreak="0">
     <w:nsid w:val="425026DB"/>
     <w:multiLevelType w:val="multilevel"/>
     <w:tmpl w:val="B7A8313A"/>
@@ -11489,7 +11961,156 @@
       </w:rPr>
     </w:lvl>
   </w:abstractNum>
-  <w:abstractNum w:abstractNumId="29" w15:restartNumberingAfterBreak="0">
+  <w:abstractNum w:abstractNumId="30" w15:restartNumberingAfterBreak="0">
+    <w:nsid w:val="45AD5130"/>
+    <w:multiLevelType w:val="multilevel"/>
+    <w:tmpl w:val="EA4CEF08"/>
+    <w:lvl w:ilvl="0">
+      <w:start w:val="1"/>
+      <w:numFmt w:val="bullet"/>
+      <w:lvlText w:val=""/>
+      <w:lvlJc w:val="left"/>
+      <w:pPr>
+        <w:tabs>
+          <w:tab w:val="num" w:pos="720"/>
+        </w:tabs>
+        <w:ind w:left="720" w:hanging="360"/>
+      </w:pPr>
+      <w:rPr>
+        <w:rFonts w:ascii="Symbol" w:hAnsi="Symbol" w:hint="default"/>
+        <w:sz w:val="20"/>
+      </w:rPr>
+    </w:lvl>
+    <w:lvl w:ilvl="1" w:tentative="1">
+      <w:start w:val="1"/>
+      <w:numFmt w:val="bullet"/>
+      <w:lvlText w:val="o"/>
+      <w:lvlJc w:val="left"/>
+      <w:pPr>
+        <w:tabs>
+          <w:tab w:val="num" w:pos="1440"/>
+        </w:tabs>
+        <w:ind w:left="1440" w:hanging="360"/>
+      </w:pPr>
+      <w:rPr>
+        <w:rFonts w:ascii="Courier New" w:hAnsi="Courier New" w:hint="default"/>
+        <w:sz w:val="20"/>
+      </w:rPr>
+    </w:lvl>
+    <w:lvl w:ilvl="2" w:tentative="1">
+      <w:start w:val="1"/>
+      <w:numFmt w:val="bullet"/>
+      <w:lvlText w:val=""/>
+      <w:lvlJc w:val="left"/>
+      <w:pPr>
+        <w:tabs>
+          <w:tab w:val="num" w:pos="2160"/>
+        </w:tabs>
+        <w:ind w:left="2160" w:hanging="360"/>
+      </w:pPr>
+      <w:rPr>
+        <w:rFonts w:ascii="Wingdings" w:hAnsi="Wingdings" w:hint="default"/>
+        <w:sz w:val="20"/>
+      </w:rPr>
+    </w:lvl>
+    <w:lvl w:ilvl="3" w:tentative="1">
+      <w:start w:val="1"/>
+      <w:numFmt w:val="bullet"/>
+      <w:lvlText w:val=""/>
+      <w:lvlJc w:val="left"/>
+      <w:pPr>
+        <w:tabs>
+          <w:tab w:val="num" w:pos="2880"/>
+        </w:tabs>
+        <w:ind w:left="2880" w:hanging="360"/>
+      </w:pPr>
+      <w:rPr>
+        <w:rFonts w:ascii="Wingdings" w:hAnsi="Wingdings" w:hint="default"/>
+        <w:sz w:val="20"/>
+      </w:rPr>
+    </w:lvl>
+    <w:lvl w:ilvl="4" w:tentative="1">
+      <w:start w:val="1"/>
+      <w:numFmt w:val="bullet"/>
+      <w:lvlText w:val=""/>
+      <w:lvlJc w:val="left"/>
+      <w:pPr>
+        <w:tabs>
+          <w:tab w:val="num" w:pos="3600"/>
+        </w:tabs>
+        <w:ind w:left="3600" w:hanging="360"/>
+      </w:pPr>
+      <w:rPr>
+        <w:rFonts w:ascii="Wingdings" w:hAnsi="Wingdings" w:hint="default"/>
+        <w:sz w:val="20"/>
+      </w:rPr>
+    </w:lvl>
+    <w:lvl w:ilvl="5" w:tentative="1">
+      <w:start w:val="1"/>
+      <w:numFmt w:val="bullet"/>
+      <w:lvlText w:val=""/>
+      <w:lvlJc w:val="left"/>
+      <w:pPr>
+        <w:tabs>
+          <w:tab w:val="num" w:pos="4320"/>
+        </w:tabs>
+        <w:ind w:left="4320" w:hanging="360"/>
+      </w:pPr>
+      <w:rPr>
+        <w:rFonts w:ascii="Wingdings" w:hAnsi="Wingdings" w:hint="default"/>
+        <w:sz w:val="20"/>
+      </w:rPr>
+    </w:lvl>
+    <w:lvl w:ilvl="6" w:tentative="1">
+      <w:start w:val="1"/>
+      <w:numFmt w:val="bullet"/>
+      <w:lvlText w:val=""/>
+      <w:lvlJc w:val="left"/>
+      <w:pPr>
+        <w:tabs>
+          <w:tab w:val="num" w:pos="5040"/>
+        </w:tabs>
+        <w:ind w:left="5040" w:hanging="360"/>
+      </w:pPr>
+      <w:rPr>
+        <w:rFonts w:ascii="Wingdings" w:hAnsi="Wingdings" w:hint="default"/>
+        <w:sz w:val="20"/>
+      </w:rPr>
+    </w:lvl>
+    <w:lvl w:ilvl="7" w:tentative="1">
+      <w:start w:val="1"/>
+      <w:numFmt w:val="bullet"/>
+      <w:lvlText w:val=""/>
+      <w:lvlJc w:val="left"/>
+      <w:pPr>
+        <w:tabs>
+          <w:tab w:val="num" w:pos="5760"/>
+        </w:tabs>
+        <w:ind w:left="5760" w:hanging="360"/>
+      </w:pPr>
+      <w:rPr>
+        <w:rFonts w:ascii="Wingdings" w:hAnsi="Wingdings" w:hint="default"/>
+        <w:sz w:val="20"/>
+      </w:rPr>
+    </w:lvl>
+    <w:lvl w:ilvl="8" w:tentative="1">
+      <w:start w:val="1"/>
+      <w:numFmt w:val="bullet"/>
+      <w:lvlText w:val=""/>
+      <w:lvlJc w:val="left"/>
+      <w:pPr>
+        <w:tabs>
+          <w:tab w:val="num" w:pos="6480"/>
+        </w:tabs>
+        <w:ind w:left="6480" w:hanging="360"/>
+      </w:pPr>
+      <w:rPr>
+        <w:rFonts w:ascii="Wingdings" w:hAnsi="Wingdings" w:hint="default"/>
+        <w:sz w:val="20"/>
+      </w:rPr>
+    </w:lvl>
+  </w:abstractNum>
+  <w:abstractNum w:abstractNumId="31" w15:restartNumberingAfterBreak="0">
     <w:nsid w:val="4E2C3954"/>
     <w:multiLevelType w:val="multilevel"/>
     <w:tmpl w:val="770EC192"/>
@@ -11584,7 +12205,7 @@
       </w:pPr>
     </w:lvl>
   </w:abstractNum>
-  <w:abstractNum w:abstractNumId="30" w15:restartNumberingAfterBreak="0">
+  <w:abstractNum w:abstractNumId="32" w15:restartNumberingAfterBreak="0">
     <w:nsid w:val="4EAA12A8"/>
     <w:multiLevelType w:val="multilevel"/>
     <w:tmpl w:val="F0A8E0E8"/>
@@ -11733,7 +12354,7 @@
       </w:rPr>
     </w:lvl>
   </w:abstractNum>
-  <w:abstractNum w:abstractNumId="31" w15:restartNumberingAfterBreak="0">
+  <w:abstractNum w:abstractNumId="33" w15:restartNumberingAfterBreak="0">
     <w:nsid w:val="4F2752E2"/>
     <w:multiLevelType w:val="multilevel"/>
     <w:tmpl w:val="C7BE4F4E"/>
@@ -11882,7 +12503,7 @@
       </w:rPr>
     </w:lvl>
   </w:abstractNum>
-  <w:abstractNum w:abstractNumId="32" w15:restartNumberingAfterBreak="0">
+  <w:abstractNum w:abstractNumId="34" w15:restartNumberingAfterBreak="0">
     <w:nsid w:val="53261B0B"/>
     <w:multiLevelType w:val="multilevel"/>
     <w:tmpl w:val="0409001D"/>
@@ -11969,7 +12590,7 @@
       </w:pPr>
     </w:lvl>
   </w:abstractNum>
-  <w:abstractNum w:abstractNumId="33" w15:restartNumberingAfterBreak="0">
+  <w:abstractNum w:abstractNumId="35" w15:restartNumberingAfterBreak="0">
     <w:nsid w:val="549C2506"/>
     <w:multiLevelType w:val="multilevel"/>
     <w:tmpl w:val="22CC434C"/>
@@ -12118,7 +12739,7 @@
       </w:rPr>
     </w:lvl>
   </w:abstractNum>
-  <w:abstractNum w:abstractNumId="34" w15:restartNumberingAfterBreak="0">
+  <w:abstractNum w:abstractNumId="36" w15:restartNumberingAfterBreak="0">
     <w:nsid w:val="5B424303"/>
     <w:multiLevelType w:val="multilevel"/>
     <w:tmpl w:val="14E4D77A"/>
@@ -12267,7 +12888,7 @@
       </w:rPr>
     </w:lvl>
   </w:abstractNum>
-  <w:abstractNum w:abstractNumId="35" w15:restartNumberingAfterBreak="0">
+  <w:abstractNum w:abstractNumId="37" w15:restartNumberingAfterBreak="0">
     <w:nsid w:val="5D8800BA"/>
     <w:multiLevelType w:val="multilevel"/>
     <w:tmpl w:val="091A9B2A"/>
@@ -12416,7 +13037,7 @@
       </w:rPr>
     </w:lvl>
   </w:abstractNum>
-  <w:abstractNum w:abstractNumId="36" w15:restartNumberingAfterBreak="0">
+  <w:abstractNum w:abstractNumId="38" w15:restartNumberingAfterBreak="0">
     <w:nsid w:val="66510564"/>
     <w:multiLevelType w:val="multilevel"/>
     <w:tmpl w:val="E8E6811E"/>
@@ -12565,7 +13186,7 @@
       </w:rPr>
     </w:lvl>
   </w:abstractNum>
-  <w:abstractNum w:abstractNumId="37" w15:restartNumberingAfterBreak="0">
+  <w:abstractNum w:abstractNumId="39" w15:restartNumberingAfterBreak="0">
     <w:nsid w:val="6B6F47A3"/>
     <w:multiLevelType w:val="multilevel"/>
     <w:tmpl w:val="16B8E8CA"/>
@@ -12714,7 +13335,7 @@
       </w:rPr>
     </w:lvl>
   </w:abstractNum>
-  <w:abstractNum w:abstractNumId="38" w15:restartNumberingAfterBreak="0">
+  <w:abstractNum w:abstractNumId="40" w15:restartNumberingAfterBreak="0">
     <w:nsid w:val="6BD222BC"/>
     <w:multiLevelType w:val="multilevel"/>
     <w:tmpl w:val="8F8ED2BC"/>
@@ -12863,7 +13484,7 @@
       </w:rPr>
     </w:lvl>
   </w:abstractNum>
-  <w:abstractNum w:abstractNumId="39" w15:restartNumberingAfterBreak="0">
+  <w:abstractNum w:abstractNumId="41" w15:restartNumberingAfterBreak="0">
     <w:nsid w:val="6EB97241"/>
     <w:multiLevelType w:val="multilevel"/>
     <w:tmpl w:val="D6563CF8"/>
@@ -13012,7 +13633,7 @@
       </w:rPr>
     </w:lvl>
   </w:abstractNum>
-  <w:abstractNum w:abstractNumId="40" w15:restartNumberingAfterBreak="0">
+  <w:abstractNum w:abstractNumId="42" w15:restartNumberingAfterBreak="0">
     <w:nsid w:val="6F8B680D"/>
     <w:multiLevelType w:val="multilevel"/>
     <w:tmpl w:val="02EA439A"/>
@@ -13161,7 +13782,7 @@
       </w:rPr>
     </w:lvl>
   </w:abstractNum>
-  <w:abstractNum w:abstractNumId="41" w15:restartNumberingAfterBreak="0">
+  <w:abstractNum w:abstractNumId="43" w15:restartNumberingAfterBreak="0">
     <w:nsid w:val="75D66FE3"/>
     <w:multiLevelType w:val="multilevel"/>
     <w:tmpl w:val="5AA61536"/>
@@ -13310,7 +13931,7 @@
       </w:rPr>
     </w:lvl>
   </w:abstractNum>
-  <w:abstractNum w:abstractNumId="42" w15:restartNumberingAfterBreak="0">
+  <w:abstractNum w:abstractNumId="44" w15:restartNumberingAfterBreak="0">
     <w:nsid w:val="78A357A5"/>
     <w:multiLevelType w:val="multilevel"/>
     <w:tmpl w:val="58CA96C4"/>
@@ -13459,7 +14080,7 @@
       </w:rPr>
     </w:lvl>
   </w:abstractNum>
-  <w:abstractNum w:abstractNumId="43" w15:restartNumberingAfterBreak="0">
+  <w:abstractNum w:abstractNumId="45" w15:restartNumberingAfterBreak="0">
     <w:nsid w:val="78D83AD5"/>
     <w:multiLevelType w:val="multilevel"/>
     <w:tmpl w:val="6C60FD0E"/>
@@ -13608,7 +14229,7 @@
       </w:rPr>
     </w:lvl>
   </w:abstractNum>
-  <w:abstractNum w:abstractNumId="44" w15:restartNumberingAfterBreak="0">
+  <w:abstractNum w:abstractNumId="46" w15:restartNumberingAfterBreak="0">
     <w:nsid w:val="799D60C1"/>
     <w:multiLevelType w:val="multilevel"/>
     <w:tmpl w:val="332C7F32"/>
@@ -13757,7 +14378,7 @@
       </w:rPr>
     </w:lvl>
   </w:abstractNum>
-  <w:abstractNum w:abstractNumId="45" w15:restartNumberingAfterBreak="0">
+  <w:abstractNum w:abstractNumId="47" w15:restartNumberingAfterBreak="0">
     <w:nsid w:val="7D1D0B18"/>
     <w:multiLevelType w:val="multilevel"/>
     <w:tmpl w:val="7FB60E5E"/>
@@ -13906,7 +14527,7 @@
       </w:rPr>
     </w:lvl>
   </w:abstractNum>
-  <w:abstractNum w:abstractNumId="46" w15:restartNumberingAfterBreak="0">
+  <w:abstractNum w:abstractNumId="48" w15:restartNumberingAfterBreak="0">
     <w:nsid w:val="7D8C29DA"/>
     <w:multiLevelType w:val="multilevel"/>
     <w:tmpl w:val="0409001D"/>
@@ -14291,40 +14912,40 @@
     <w:abstractNumId w:val="10"/>
   </w:num>
   <w:num w:numId="37" w16cid:durableId="731658825">
-    <w:abstractNumId w:val="29"/>
+    <w:abstractNumId w:val="31"/>
   </w:num>
   <w:num w:numId="38" w16cid:durableId="1000813381">
-    <w:abstractNumId w:val="25"/>
+    <w:abstractNumId w:val="26"/>
   </w:num>
   <w:num w:numId="39" w16cid:durableId="1453094052">
-    <w:abstractNumId w:val="46"/>
+    <w:abstractNumId w:val="48"/>
   </w:num>
   <w:num w:numId="40" w16cid:durableId="130444820">
-    <w:abstractNumId w:val="32"/>
+    <w:abstractNumId w:val="34"/>
   </w:num>
   <w:num w:numId="41" w16cid:durableId="968630765">
-    <w:abstractNumId w:val="42"/>
+    <w:abstractNumId w:val="44"/>
   </w:num>
   <w:num w:numId="42" w16cid:durableId="1487362377">
-    <w:abstractNumId w:val="43"/>
+    <w:abstractNumId w:val="45"/>
   </w:num>
   <w:num w:numId="43" w16cid:durableId="1070157283">
     <w:abstractNumId w:val="12"/>
   </w:num>
   <w:num w:numId="44" w16cid:durableId="1967856495">
-    <w:abstractNumId w:val="23"/>
+    <w:abstractNumId w:val="24"/>
   </w:num>
   <w:num w:numId="45" w16cid:durableId="1002395238">
+    <w:abstractNumId w:val="41"/>
+  </w:num>
+  <w:num w:numId="46" w16cid:durableId="515197524">
+    <w:abstractNumId w:val="43"/>
+  </w:num>
+  <w:num w:numId="47" w16cid:durableId="656373994">
     <w:abstractNumId w:val="39"/>
   </w:num>
-  <w:num w:numId="46" w16cid:durableId="515197524">
-    <w:abstractNumId w:val="41"/>
-  </w:num>
-  <w:num w:numId="47" w16cid:durableId="656373994">
-    <w:abstractNumId w:val="37"/>
-  </w:num>
   <w:num w:numId="48" w16cid:durableId="1001813597">
-    <w:abstractNumId w:val="26"/>
+    <w:abstractNumId w:val="27"/>
   </w:num>
   <w:num w:numId="49" w16cid:durableId="344526091">
     <w:abstractNumId w:val="14"/>
@@ -14339,61 +14960,67 @@
     <w:abstractNumId w:val="20"/>
   </w:num>
   <w:num w:numId="53" w16cid:durableId="492113609">
-    <w:abstractNumId w:val="22"/>
+    <w:abstractNumId w:val="23"/>
   </w:num>
   <w:num w:numId="54" w16cid:durableId="152533656">
-    <w:abstractNumId w:val="44"/>
+    <w:abstractNumId w:val="46"/>
   </w:num>
   <w:num w:numId="55" w16cid:durableId="106658327">
-    <w:abstractNumId w:val="27"/>
+    <w:abstractNumId w:val="28"/>
   </w:num>
   <w:num w:numId="56" w16cid:durableId="1574269342">
-    <w:abstractNumId w:val="30"/>
+    <w:abstractNumId w:val="32"/>
   </w:num>
   <w:num w:numId="57" w16cid:durableId="1878078093">
     <w:abstractNumId w:val="18"/>
   </w:num>
   <w:num w:numId="58" w16cid:durableId="795180651">
-    <w:abstractNumId w:val="24"/>
+    <w:abstractNumId w:val="25"/>
   </w:num>
   <w:num w:numId="59" w16cid:durableId="1534805421">
-    <w:abstractNumId w:val="31"/>
+    <w:abstractNumId w:val="33"/>
   </w:num>
   <w:num w:numId="60" w16cid:durableId="85811649">
-    <w:abstractNumId w:val="34"/>
+    <w:abstractNumId w:val="36"/>
   </w:num>
   <w:num w:numId="61" w16cid:durableId="1551376275">
-    <w:abstractNumId w:val="40"/>
+    <w:abstractNumId w:val="42"/>
   </w:num>
   <w:num w:numId="62" w16cid:durableId="761336142">
     <w:abstractNumId w:val="16"/>
   </w:num>
   <w:num w:numId="63" w16cid:durableId="210848064">
-    <w:abstractNumId w:val="33"/>
+    <w:abstractNumId w:val="35"/>
   </w:num>
   <w:num w:numId="64" w16cid:durableId="145098963">
-    <w:abstractNumId w:val="38"/>
+    <w:abstractNumId w:val="40"/>
   </w:num>
   <w:num w:numId="65" w16cid:durableId="285161195">
-    <w:abstractNumId w:val="35"/>
+    <w:abstractNumId w:val="37"/>
   </w:num>
   <w:num w:numId="66" w16cid:durableId="1835955531">
-    <w:abstractNumId w:val="28"/>
+    <w:abstractNumId w:val="29"/>
   </w:num>
   <w:num w:numId="67" w16cid:durableId="2008365336">
     <w:abstractNumId w:val="15"/>
   </w:num>
   <w:num w:numId="68" w16cid:durableId="2045212578">
-    <w:abstractNumId w:val="36"/>
+    <w:abstractNumId w:val="38"/>
   </w:num>
   <w:num w:numId="69" w16cid:durableId="2088258326">
-    <w:abstractNumId w:val="21"/>
+    <w:abstractNumId w:val="22"/>
   </w:num>
   <w:num w:numId="70" w16cid:durableId="815101053">
     <w:abstractNumId w:val="17"/>
   </w:num>
   <w:num w:numId="71" w16cid:durableId="1003169435">
-    <w:abstractNumId w:val="45"/>
+    <w:abstractNumId w:val="47"/>
+  </w:num>
+  <w:num w:numId="72" w16cid:durableId="1138567686">
+    <w:abstractNumId w:val="30"/>
+  </w:num>
+  <w:num w:numId="73" w16cid:durableId="1146705459">
+    <w:abstractNumId w:val="21"/>
   </w:num>
 </w:numbering>
 </file>
@@ -14501,7 +15128,7 @@
     <w:lsdException w:name="Body Text Indent 2" w:semiHidden="1" w:unhideWhenUsed="1"/>
     <w:lsdException w:name="Body Text Indent 3" w:semiHidden="1" w:unhideWhenUsed="1"/>
     <w:lsdException w:name="Block Text" w:semiHidden="1" w:unhideWhenUsed="1"/>
-    <w:lsdException w:name="Hyperlink" w:semiHidden="1" w:unhideWhenUsed="1"/>
+    <w:lsdException w:name="Hyperlink" w:semiHidden="1" w:unhideWhenUsed="1" w:qFormat="1"/>
     <w:lsdException w:name="FollowedHyperlink" w:semiHidden="1" w:unhideWhenUsed="1"/>
     <w:lsdException w:name="Strong" w:uiPriority="22" w:qFormat="1"/>
     <w:lsdException w:name="Emphasis" w:uiPriority="20" w:qFormat="1"/>
@@ -26441,9 +27068,12 @@
     <w:basedOn w:val="DefaultParagraphFont"/>
     <w:uiPriority w:val="99"/>
     <w:unhideWhenUsed/>
-    <w:rsid w:val="00FD1147"/>
+    <w:qFormat/>
+    <w:rsid w:val="00074448"/>
     <w:rPr>
-      <w:color w:val="0000FF" w:themeColor="hyperlink"/>
+      <w:rFonts w:ascii="Adobe Clean" w:hAnsi="Adobe Clean"/>
+      <w:color w:val="FA1000"/>
+      <w:sz w:val="24"/>
       <w:u w:val="single"/>
     </w:rPr>
   </w:style>
@@ -26481,6 +27111,34 @@
         <w:numId w:val="40"/>
       </w:numPr>
     </w:pPr>
+  </w:style>
+  <w:style w:type="character" w:styleId="FollowedHyperlink">
+    <w:name w:val="FollowedHyperlink"/>
+    <w:basedOn w:val="DefaultParagraphFont"/>
+    <w:uiPriority w:val="99"/>
+    <w:semiHidden/>
+    <w:unhideWhenUsed/>
+    <w:rsid w:val="000721C1"/>
+    <w:rPr>
+      <w:color w:val="800080" w:themeColor="followedHyperlink"/>
+      <w:u w:val="single"/>
+    </w:rPr>
+  </w:style>
+  <w:style w:type="paragraph" w:styleId="NormalWeb">
+    <w:name w:val="Normal (Web)"/>
+    <w:basedOn w:val="Normal"/>
+    <w:uiPriority w:val="99"/>
+    <w:semiHidden/>
+    <w:unhideWhenUsed/>
+    <w:rsid w:val="000721C1"/>
+    <w:pPr>
+      <w:spacing w:before="100" w:beforeAutospacing="1" w:after="100" w:afterAutospacing="1" w:line="240" w:lineRule="auto"/>
+    </w:pPr>
+    <w:rPr>
+      <w:rFonts w:ascii="Times New Roman" w:eastAsia="Times New Roman" w:hAnsi="Times New Roman" w:cs="Times New Roman"/>
+      <w:color w:val="auto"/>
+      <w:szCs w:val="24"/>
+    </w:rPr>
   </w:style>
 </w:styles>
 </file>
